--- a/People/sam Altmam/What I Wish Someone Had Told Me.docx
+++ b/People/sam Altmam/What I Wish Someone Had Told Me.docx
@@ -31,7 +31,6 @@
           <w:color w:val="000000"/>
           <w:sz w:val="16"/>
           <w:szCs w:val="16"/>
-          <w:bdr w:val="none" w:color="auto" w:sz="0" w:space="0"/>
         </w:rPr>
         <w:t>What I Wish Someone Had Told Me</w:t>
       </w:r>
@@ -56,15 +55,13 @@
           <w:color w:val="000000"/>
           <w:sz w:val="16"/>
           <w:szCs w:val="16"/>
-          <w:bdr w:val="none" w:color="auto" w:sz="0" w:space="0"/>
-        </w:rPr>
-      </w:pPr>
-      <w:r>
-        <w:rPr>
-          <w:color w:val="000000"/>
-          <w:sz w:val="16"/>
-          <w:szCs w:val="16"/>
-          <w:bdr w:val="none" w:color="auto" w:sz="0" w:space="0"/>
+        </w:rPr>
+      </w:pPr>
+      <w:r>
+        <w:rPr>
+          <w:color w:val="000000"/>
+          <w:sz w:val="16"/>
+          <w:szCs w:val="16"/>
         </w:rPr>
         <w:t>我希望当初有人告诉我的那些事</w:t>
       </w:r>
@@ -91,7 +88,6 @@
           <w:kern w:val="0"/>
           <w:sz w:val="16"/>
           <w:szCs w:val="16"/>
-          <w:bdr w:val="none" w:color="auto" w:sz="0" w:space="0"/>
           <w:lang w:val="en-US" w:eastAsia="zh-CN" w:bidi="ar"/>
         </w:rPr>
       </w:pPr>
@@ -102,7 +98,6 @@
           <w:kern w:val="0"/>
           <w:sz w:val="16"/>
           <w:szCs w:val="16"/>
-          <w:bdr w:val="none" w:color="auto" w:sz="0" w:space="0"/>
           <w:lang w:val="en-US" w:eastAsia="zh-CN" w:bidi="ar"/>
         </w:rPr>
         <w:t xml:space="preserve">Optimism, obsession, </w:t>
@@ -116,7 +111,6 @@
           <w:kern w:val="0"/>
           <w:sz w:val="16"/>
           <w:szCs w:val="16"/>
-          <w:bdr w:val="none" w:color="auto" w:sz="0" w:space="0"/>
           <w:lang w:val="en-US" w:eastAsia="zh-CN" w:bidi="ar"/>
         </w:rPr>
         <w:t>self-belief</w:t>
@@ -128,7 +122,6 @@
           <w:kern w:val="0"/>
           <w:sz w:val="16"/>
           <w:szCs w:val="16"/>
-          <w:bdr w:val="none" w:color="auto" w:sz="0" w:space="0"/>
           <w:lang w:val="en-US" w:eastAsia="zh-CN" w:bidi="ar"/>
         </w:rPr>
         <w:t xml:space="preserve">, raw horsepower and </w:t>
@@ -142,7 +135,6 @@
           <w:kern w:val="0"/>
           <w:sz w:val="16"/>
           <w:szCs w:val="16"/>
-          <w:bdr w:val="none" w:color="auto" w:sz="0" w:space="0"/>
           <w:lang w:val="en-US" w:eastAsia="zh-CN" w:bidi="ar"/>
         </w:rPr>
         <w:t>personal connections</w:t>
@@ -154,7 +146,6 @@
           <w:kern w:val="0"/>
           <w:sz w:val="16"/>
           <w:szCs w:val="16"/>
-          <w:bdr w:val="none" w:color="auto" w:sz="0" w:space="0"/>
           <w:lang w:val="en-US" w:eastAsia="zh-CN" w:bidi="ar"/>
         </w:rPr>
         <w:t xml:space="preserve"> are how things get started.乐观、执念、自信、超强执行力与人脉，是一切开始的前提。</w:t>
@@ -181,33 +172,31 @@
           <w:kern w:val="0"/>
           <w:sz w:val="16"/>
           <w:szCs w:val="16"/>
-          <w:bdr w:val="none" w:color="auto" w:sz="0" w:space="0"/>
-          <w:lang w:val="en-US" w:eastAsia="zh-CN" w:bidi="ar"/>
-        </w:rPr>
-      </w:pPr>
-    </w:p>
-    <w:p>
-      <w:pPr>
-        <w:keepNext w:val="0"/>
-        <w:keepLines w:val="0"/>
-        <w:widowControl/>
-        <w:suppressLineNumbers w:val="0"/>
-        <w:pBdr>
-          <w:top w:val="none" w:color="auto" w:sz="0" w:space="0"/>
-          <w:left w:val="none" w:color="auto" w:sz="0" w:space="0"/>
-          <w:bottom w:val="none" w:color="auto" w:sz="0" w:space="0"/>
-          <w:right w:val="none" w:color="auto" w:sz="0" w:space="0"/>
-        </w:pBdr>
-        <w:spacing w:before="0" w:beforeAutospacing="0" w:after="0" w:afterAutospacing="0" w:line="240" w:lineRule="atLeast"/>
-        <w:ind w:left="0" w:right="0"/>
-        <w:jc w:val="left"/>
-        <w:rPr>
-          <w:rFonts w:ascii="宋体" w:hAnsi="宋体" w:eastAsia="宋体" w:cs="宋体"/>
-          <w:color w:val="000000"/>
-          <w:kern w:val="0"/>
-          <w:sz w:val="16"/>
-          <w:szCs w:val="16"/>
-          <w:bdr w:val="none" w:color="auto" w:sz="0" w:space="0"/>
+          <w:lang w:val="en-US" w:eastAsia="zh-CN" w:bidi="ar"/>
+        </w:rPr>
+      </w:pPr>
+    </w:p>
+    <w:p>
+      <w:pPr>
+        <w:keepNext w:val="0"/>
+        <w:keepLines w:val="0"/>
+        <w:widowControl/>
+        <w:suppressLineNumbers w:val="0"/>
+        <w:pBdr>
+          <w:top w:val="none" w:color="auto" w:sz="0" w:space="0"/>
+          <w:left w:val="none" w:color="auto" w:sz="0" w:space="0"/>
+          <w:bottom w:val="none" w:color="auto" w:sz="0" w:space="0"/>
+          <w:right w:val="none" w:color="auto" w:sz="0" w:space="0"/>
+        </w:pBdr>
+        <w:spacing w:before="0" w:beforeAutospacing="0" w:after="0" w:afterAutospacing="0" w:line="240" w:lineRule="atLeast"/>
+        <w:ind w:left="0" w:right="0"/>
+        <w:jc w:val="left"/>
+        <w:rPr>
+          <w:rFonts w:ascii="宋体" w:hAnsi="宋体" w:eastAsia="宋体" w:cs="宋体"/>
+          <w:color w:val="000000"/>
+          <w:kern w:val="0"/>
+          <w:sz w:val="16"/>
+          <w:szCs w:val="16"/>
           <w:lang w:val="en-US" w:eastAsia="zh-CN" w:bidi="ar"/>
         </w:rPr>
       </w:pPr>
@@ -218,7 +207,6 @@
           <w:kern w:val="0"/>
           <w:sz w:val="16"/>
           <w:szCs w:val="16"/>
-          <w:bdr w:val="none" w:color="auto" w:sz="0" w:space="0"/>
           <w:lang w:val="en-US" w:eastAsia="zh-CN" w:bidi="ar"/>
         </w:rPr>
         <w:t xml:space="preserve">Cohesive teams, the right </w:t>
@@ -232,7 +220,6 @@
           <w:kern w:val="0"/>
           <w:sz w:val="16"/>
           <w:szCs w:val="16"/>
-          <w:bdr w:val="none" w:color="auto" w:sz="0" w:space="0"/>
           <w:lang w:val="en-US" w:eastAsia="zh-CN" w:bidi="ar"/>
         </w:rPr>
         <w:t>combination of calmness and urgency</w:t>
@@ -244,7 +231,6 @@
           <w:kern w:val="0"/>
           <w:sz w:val="16"/>
           <w:szCs w:val="16"/>
-          <w:bdr w:val="none" w:color="auto" w:sz="0" w:space="0"/>
           <w:lang w:val="en-US" w:eastAsia="zh-CN" w:bidi="ar"/>
         </w:rPr>
         <w:t xml:space="preserve">, and unreasonable commitment </w:t>
@@ -256,7 +242,6 @@
           <w:kern w:val="0"/>
           <w:sz w:val="16"/>
           <w:szCs w:val="16"/>
-          <w:bdr w:val="none" w:color="auto" w:sz="0" w:space="0"/>
           <w:lang w:val="en-US" w:eastAsia="zh-CN" w:bidi="ar"/>
         </w:rPr>
         <w:t>are how things get finished.</w:t>
@@ -268,7 +253,6 @@
           <w:kern w:val="0"/>
           <w:sz w:val="16"/>
           <w:szCs w:val="16"/>
-          <w:bdr w:val="none" w:color="auto" w:sz="0" w:space="0"/>
           <w:lang w:val="en-US" w:eastAsia="zh-CN" w:bidi="ar"/>
         </w:rPr>
         <w:t xml:space="preserve"> Long-term orientation</w:t>
@@ -280,7 +264,6 @@
           <w:kern w:val="0"/>
           <w:sz w:val="16"/>
           <w:szCs w:val="16"/>
-          <w:bdr w:val="none" w:color="auto" w:sz="0" w:space="0"/>
           <w:lang w:val="en-US" w:eastAsia="zh-CN" w:bidi="ar"/>
         </w:rPr>
         <w:t xml:space="preserve"> is in short supply; try not to worry about what people think in the short term, which will get easier over time.团结的团队、冷静与紧迫感的平衡、近乎偏执的投入，才能把事做成。长期主义很稀缺；别太在意短期评价，时间越久越容易做到。</w:t>
@@ -307,33 +290,31 @@
           <w:kern w:val="0"/>
           <w:sz w:val="16"/>
           <w:szCs w:val="16"/>
-          <w:bdr w:val="none" w:color="auto" w:sz="0" w:space="0"/>
-          <w:lang w:val="en-US" w:eastAsia="zh-CN" w:bidi="ar"/>
-        </w:rPr>
-      </w:pPr>
-    </w:p>
-    <w:p>
-      <w:pPr>
-        <w:keepNext w:val="0"/>
-        <w:keepLines w:val="0"/>
-        <w:widowControl/>
-        <w:suppressLineNumbers w:val="0"/>
-        <w:pBdr>
-          <w:top w:val="none" w:color="auto" w:sz="0" w:space="0"/>
-          <w:left w:val="none" w:color="auto" w:sz="0" w:space="0"/>
-          <w:bottom w:val="none" w:color="auto" w:sz="0" w:space="0"/>
-          <w:right w:val="none" w:color="auto" w:sz="0" w:space="0"/>
-        </w:pBdr>
-        <w:spacing w:before="0" w:beforeAutospacing="0" w:after="0" w:afterAutospacing="0" w:line="240" w:lineRule="atLeast"/>
-        <w:ind w:left="0" w:right="0"/>
-        <w:jc w:val="left"/>
-        <w:rPr>
-          <w:rFonts w:ascii="宋体" w:hAnsi="宋体" w:eastAsia="宋体" w:cs="宋体"/>
-          <w:color w:val="000000"/>
-          <w:kern w:val="0"/>
-          <w:sz w:val="16"/>
-          <w:szCs w:val="16"/>
-          <w:bdr w:val="none" w:color="auto" w:sz="0" w:space="0"/>
+          <w:lang w:val="en-US" w:eastAsia="zh-CN" w:bidi="ar"/>
+        </w:rPr>
+      </w:pPr>
+    </w:p>
+    <w:p>
+      <w:pPr>
+        <w:keepNext w:val="0"/>
+        <w:keepLines w:val="0"/>
+        <w:widowControl/>
+        <w:suppressLineNumbers w:val="0"/>
+        <w:pBdr>
+          <w:top w:val="none" w:color="auto" w:sz="0" w:space="0"/>
+          <w:left w:val="none" w:color="auto" w:sz="0" w:space="0"/>
+          <w:bottom w:val="none" w:color="auto" w:sz="0" w:space="0"/>
+          <w:right w:val="none" w:color="auto" w:sz="0" w:space="0"/>
+        </w:pBdr>
+        <w:spacing w:before="0" w:beforeAutospacing="0" w:after="0" w:afterAutospacing="0" w:line="240" w:lineRule="atLeast"/>
+        <w:ind w:left="0" w:right="0"/>
+        <w:jc w:val="left"/>
+        <w:rPr>
+          <w:rFonts w:ascii="宋体" w:hAnsi="宋体" w:eastAsia="宋体" w:cs="宋体"/>
+          <w:color w:val="000000"/>
+          <w:kern w:val="0"/>
+          <w:sz w:val="16"/>
+          <w:szCs w:val="16"/>
           <w:lang w:val="en-US" w:eastAsia="zh-CN" w:bidi="ar"/>
         </w:rPr>
       </w:pPr>
@@ -344,7 +325,6 @@
           <w:kern w:val="0"/>
           <w:sz w:val="16"/>
           <w:szCs w:val="16"/>
-          <w:bdr w:val="none" w:color="auto" w:sz="0" w:space="0"/>
           <w:lang w:val="en-US" w:eastAsia="zh-CN" w:bidi="ar"/>
         </w:rPr>
         <w:t xml:space="preserve">It is easier for a team to do a </w:t>
@@ -358,7 +338,6 @@
           <w:kern w:val="0"/>
           <w:sz w:val="16"/>
           <w:szCs w:val="16"/>
-          <w:bdr w:val="none" w:color="auto" w:sz="0" w:space="0"/>
           <w:lang w:val="en-US" w:eastAsia="zh-CN" w:bidi="ar"/>
         </w:rPr>
         <w:t xml:space="preserve">hard thing that really matters </w:t>
@@ -370,7 +349,6 @@
           <w:kern w:val="0"/>
           <w:sz w:val="16"/>
           <w:szCs w:val="16"/>
-          <w:bdr w:val="none" w:color="auto" w:sz="0" w:space="0"/>
           <w:lang w:val="en-US" w:eastAsia="zh-CN" w:bidi="ar"/>
         </w:rPr>
         <w:t>than to do an easy thing that doesn’t really matter</w:t>
@@ -382,7 +360,6 @@
           <w:kern w:val="0"/>
           <w:sz w:val="16"/>
           <w:szCs w:val="16"/>
-          <w:bdr w:val="none" w:color="auto" w:sz="0" w:space="0"/>
           <w:lang w:val="en-US" w:eastAsia="zh-CN" w:bidi="ar"/>
         </w:rPr>
         <w:t>; audacious ideas motivate people.让团队去做一件</w:t>
@@ -396,7 +373,6 @@
           <w:kern w:val="0"/>
           <w:sz w:val="16"/>
           <w:szCs w:val="16"/>
-          <w:bdr w:val="none" w:color="auto" w:sz="0" w:space="0"/>
           <w:lang w:val="en-US" w:eastAsia="zh-CN" w:bidi="ar"/>
         </w:rPr>
         <w:t>真正重要的难事</w:t>
@@ -408,7 +384,6 @@
           <w:kern w:val="0"/>
           <w:sz w:val="16"/>
           <w:szCs w:val="16"/>
-          <w:bdr w:val="none" w:color="auto" w:sz="0" w:space="0"/>
           <w:lang w:val="en-US" w:eastAsia="zh-CN" w:bidi="ar"/>
         </w:rPr>
         <w:t>，比做一件无意义的易事更容易；大胆的想法才能真正激励人。</w:t>
@@ -435,44 +410,41 @@
           <w:kern w:val="0"/>
           <w:sz w:val="16"/>
           <w:szCs w:val="16"/>
-          <w:bdr w:val="none" w:color="auto" w:sz="0" w:space="0"/>
-          <w:lang w:val="en-US" w:eastAsia="zh-CN" w:bidi="ar"/>
-        </w:rPr>
-      </w:pPr>
-    </w:p>
-    <w:p>
-      <w:pPr>
-        <w:keepNext w:val="0"/>
-        <w:keepLines w:val="0"/>
-        <w:widowControl/>
-        <w:suppressLineNumbers w:val="0"/>
-        <w:pBdr>
-          <w:top w:val="none" w:color="auto" w:sz="0" w:space="0"/>
-          <w:left w:val="none" w:color="auto" w:sz="0" w:space="0"/>
-          <w:bottom w:val="none" w:color="auto" w:sz="0" w:space="0"/>
-          <w:right w:val="none" w:color="auto" w:sz="0" w:space="0"/>
-        </w:pBdr>
-        <w:spacing w:before="0" w:beforeAutospacing="0" w:after="0" w:afterAutospacing="0" w:line="240" w:lineRule="atLeast"/>
-        <w:ind w:left="0" w:right="0"/>
-        <w:jc w:val="left"/>
-        <w:rPr>
-          <w:rFonts w:ascii="宋体" w:hAnsi="宋体" w:eastAsia="宋体" w:cs="宋体"/>
-          <w:color w:val="000000"/>
-          <w:kern w:val="0"/>
-          <w:sz w:val="16"/>
-          <w:szCs w:val="16"/>
-          <w:bdr w:val="none" w:color="auto" w:sz="0" w:space="0"/>
-          <w:lang w:val="en-US" w:eastAsia="zh-CN" w:bidi="ar"/>
-        </w:rPr>
-      </w:pPr>
-      <w:r>
-        <w:rPr>
-          <w:rFonts w:ascii="宋体" w:hAnsi="宋体" w:eastAsia="宋体" w:cs="宋体"/>
-          <w:color w:val="000000"/>
-          <w:kern w:val="0"/>
-          <w:sz w:val="16"/>
-          <w:szCs w:val="16"/>
-          <w:bdr w:val="none" w:color="auto" w:sz="0" w:space="0"/>
+          <w:lang w:val="en-US" w:eastAsia="zh-CN" w:bidi="ar"/>
+        </w:rPr>
+      </w:pPr>
+    </w:p>
+    <w:p>
+      <w:pPr>
+        <w:keepNext w:val="0"/>
+        <w:keepLines w:val="0"/>
+        <w:widowControl/>
+        <w:suppressLineNumbers w:val="0"/>
+        <w:pBdr>
+          <w:top w:val="none" w:color="auto" w:sz="0" w:space="0"/>
+          <w:left w:val="none" w:color="auto" w:sz="0" w:space="0"/>
+          <w:bottom w:val="none" w:color="auto" w:sz="0" w:space="0"/>
+          <w:right w:val="none" w:color="auto" w:sz="0" w:space="0"/>
+        </w:pBdr>
+        <w:spacing w:before="0" w:beforeAutospacing="0" w:after="0" w:afterAutospacing="0" w:line="240" w:lineRule="atLeast"/>
+        <w:ind w:left="0" w:right="0"/>
+        <w:jc w:val="left"/>
+        <w:rPr>
+          <w:rFonts w:ascii="宋体" w:hAnsi="宋体" w:eastAsia="宋体" w:cs="宋体"/>
+          <w:color w:val="000000"/>
+          <w:kern w:val="0"/>
+          <w:sz w:val="16"/>
+          <w:szCs w:val="16"/>
+          <w:lang w:val="en-US" w:eastAsia="zh-CN" w:bidi="ar"/>
+        </w:rPr>
+      </w:pPr>
+      <w:r>
+        <w:rPr>
+          <w:rFonts w:ascii="宋体" w:hAnsi="宋体" w:eastAsia="宋体" w:cs="宋体"/>
+          <w:color w:val="000000"/>
+          <w:kern w:val="0"/>
+          <w:sz w:val="16"/>
+          <w:szCs w:val="16"/>
           <w:lang w:val="en-US" w:eastAsia="zh-CN" w:bidi="ar"/>
         </w:rPr>
         <w:t>Incentives are superpowers; set them carefully.激励是超级力量，必须谨慎设计。</w:t>
@@ -499,33 +471,31 @@
           <w:kern w:val="0"/>
           <w:sz w:val="16"/>
           <w:szCs w:val="16"/>
-          <w:bdr w:val="none" w:color="auto" w:sz="0" w:space="0"/>
-          <w:lang w:val="en-US" w:eastAsia="zh-CN" w:bidi="ar"/>
-        </w:rPr>
-      </w:pPr>
-    </w:p>
-    <w:p>
-      <w:pPr>
-        <w:keepNext w:val="0"/>
-        <w:keepLines w:val="0"/>
-        <w:widowControl/>
-        <w:suppressLineNumbers w:val="0"/>
-        <w:pBdr>
-          <w:top w:val="none" w:color="auto" w:sz="0" w:space="0"/>
-          <w:left w:val="none" w:color="auto" w:sz="0" w:space="0"/>
-          <w:bottom w:val="none" w:color="auto" w:sz="0" w:space="0"/>
-          <w:right w:val="none" w:color="auto" w:sz="0" w:space="0"/>
-        </w:pBdr>
-        <w:spacing w:before="0" w:beforeAutospacing="0" w:after="0" w:afterAutospacing="0" w:line="240" w:lineRule="atLeast"/>
-        <w:ind w:left="0" w:right="0"/>
-        <w:jc w:val="left"/>
-        <w:rPr>
-          <w:rFonts w:ascii="宋体" w:hAnsi="宋体" w:eastAsia="宋体" w:cs="宋体"/>
-          <w:color w:val="000000"/>
-          <w:kern w:val="0"/>
-          <w:sz w:val="16"/>
-          <w:szCs w:val="16"/>
-          <w:bdr w:val="none" w:color="auto" w:sz="0" w:space="0"/>
+          <w:lang w:val="en-US" w:eastAsia="zh-CN" w:bidi="ar"/>
+        </w:rPr>
+      </w:pPr>
+    </w:p>
+    <w:p>
+      <w:pPr>
+        <w:keepNext w:val="0"/>
+        <w:keepLines w:val="0"/>
+        <w:widowControl/>
+        <w:suppressLineNumbers w:val="0"/>
+        <w:pBdr>
+          <w:top w:val="none" w:color="auto" w:sz="0" w:space="0"/>
+          <w:left w:val="none" w:color="auto" w:sz="0" w:space="0"/>
+          <w:bottom w:val="none" w:color="auto" w:sz="0" w:space="0"/>
+          <w:right w:val="none" w:color="auto" w:sz="0" w:space="0"/>
+        </w:pBdr>
+        <w:spacing w:before="0" w:beforeAutospacing="0" w:after="0" w:afterAutospacing="0" w:line="240" w:lineRule="atLeast"/>
+        <w:ind w:left="0" w:right="0"/>
+        <w:jc w:val="left"/>
+        <w:rPr>
+          <w:rFonts w:ascii="宋体" w:hAnsi="宋体" w:eastAsia="宋体" w:cs="宋体"/>
+          <w:color w:val="000000"/>
+          <w:kern w:val="0"/>
+          <w:sz w:val="16"/>
+          <w:szCs w:val="16"/>
           <w:lang w:val="en-US" w:eastAsia="zh-CN" w:bidi="ar"/>
         </w:rPr>
       </w:pPr>
@@ -538,7 +508,6 @@
           <w:kern w:val="0"/>
           <w:sz w:val="16"/>
           <w:szCs w:val="16"/>
-          <w:bdr w:val="none" w:color="auto" w:sz="0" w:space="0"/>
           <w:lang w:val="en-US" w:eastAsia="zh-CN" w:bidi="ar"/>
         </w:rPr>
         <w:t xml:space="preserve">Concentrate </w:t>
@@ -550,7 +519,6 @@
           <w:kern w:val="0"/>
           <w:sz w:val="16"/>
           <w:szCs w:val="16"/>
-          <w:bdr w:val="none" w:color="auto" w:sz="0" w:space="0"/>
           <w:lang w:val="en-US" w:eastAsia="zh-CN" w:bidi="ar"/>
         </w:rPr>
         <w:t>your resources on a small number of high-conviction bets; this is easy to say but evidently hard to do. You can delete more stuff than you think</w:t>
@@ -562,7 +530,6 @@
           <w:kern w:val="0"/>
           <w:sz w:val="16"/>
           <w:szCs w:val="16"/>
-          <w:bdr w:val="none" w:color="auto" w:sz="0" w:space="0"/>
           <w:lang w:val="en-US" w:eastAsia="zh-CN" w:bidi="ar"/>
         </w:rPr>
         <w:t>.把资源集中在少数你坚信的赌注上；说起来容易，做起来极难。你能砍掉的事，比你想象的多得多。</w:t>
@@ -589,44 +556,41 @@
           <w:kern w:val="0"/>
           <w:sz w:val="16"/>
           <w:szCs w:val="16"/>
-          <w:bdr w:val="none" w:color="auto" w:sz="0" w:space="0"/>
-          <w:lang w:val="en-US" w:eastAsia="zh-CN" w:bidi="ar"/>
-        </w:rPr>
-      </w:pPr>
-    </w:p>
-    <w:p>
-      <w:pPr>
-        <w:keepNext w:val="0"/>
-        <w:keepLines w:val="0"/>
-        <w:widowControl/>
-        <w:suppressLineNumbers w:val="0"/>
-        <w:pBdr>
-          <w:top w:val="none" w:color="auto" w:sz="0" w:space="0"/>
-          <w:left w:val="none" w:color="auto" w:sz="0" w:space="0"/>
-          <w:bottom w:val="none" w:color="auto" w:sz="0" w:space="0"/>
-          <w:right w:val="none" w:color="auto" w:sz="0" w:space="0"/>
-        </w:pBdr>
-        <w:spacing w:before="0" w:beforeAutospacing="0" w:after="0" w:afterAutospacing="0" w:line="240" w:lineRule="atLeast"/>
-        <w:ind w:left="0" w:right="0"/>
-        <w:jc w:val="left"/>
-        <w:rPr>
-          <w:rFonts w:ascii="宋体" w:hAnsi="宋体" w:eastAsia="宋体" w:cs="宋体"/>
-          <w:color w:val="000000"/>
-          <w:kern w:val="0"/>
-          <w:sz w:val="16"/>
-          <w:szCs w:val="16"/>
-          <w:bdr w:val="none" w:color="auto" w:sz="0" w:space="0"/>
-          <w:lang w:val="en-US" w:eastAsia="zh-CN" w:bidi="ar"/>
-        </w:rPr>
-      </w:pPr>
-      <w:r>
-        <w:rPr>
-          <w:rFonts w:ascii="宋体" w:hAnsi="宋体" w:eastAsia="宋体" w:cs="宋体"/>
-          <w:color w:val="000000"/>
-          <w:kern w:val="0"/>
-          <w:sz w:val="16"/>
-          <w:szCs w:val="16"/>
-          <w:bdr w:val="none" w:color="auto" w:sz="0" w:space="0"/>
+          <w:lang w:val="en-US" w:eastAsia="zh-CN" w:bidi="ar"/>
+        </w:rPr>
+      </w:pPr>
+    </w:p>
+    <w:p>
+      <w:pPr>
+        <w:keepNext w:val="0"/>
+        <w:keepLines w:val="0"/>
+        <w:widowControl/>
+        <w:suppressLineNumbers w:val="0"/>
+        <w:pBdr>
+          <w:top w:val="none" w:color="auto" w:sz="0" w:space="0"/>
+          <w:left w:val="none" w:color="auto" w:sz="0" w:space="0"/>
+          <w:bottom w:val="none" w:color="auto" w:sz="0" w:space="0"/>
+          <w:right w:val="none" w:color="auto" w:sz="0" w:space="0"/>
+        </w:pBdr>
+        <w:spacing w:before="0" w:beforeAutospacing="0" w:after="0" w:afterAutospacing="0" w:line="240" w:lineRule="atLeast"/>
+        <w:ind w:left="0" w:right="0"/>
+        <w:jc w:val="left"/>
+        <w:rPr>
+          <w:rFonts w:ascii="宋体" w:hAnsi="宋体" w:eastAsia="宋体" w:cs="宋体"/>
+          <w:color w:val="000000"/>
+          <w:kern w:val="0"/>
+          <w:sz w:val="16"/>
+          <w:szCs w:val="16"/>
+          <w:lang w:val="en-US" w:eastAsia="zh-CN" w:bidi="ar"/>
+        </w:rPr>
+      </w:pPr>
+      <w:r>
+        <w:rPr>
+          <w:rFonts w:ascii="宋体" w:hAnsi="宋体" w:eastAsia="宋体" w:cs="宋体"/>
+          <w:color w:val="000000"/>
+          <w:kern w:val="0"/>
+          <w:sz w:val="16"/>
+          <w:szCs w:val="16"/>
           <w:lang w:val="en-US" w:eastAsia="zh-CN" w:bidi="ar"/>
         </w:rPr>
         <w:t>Communicate clearly and concisely.沟通要清晰、简洁。</w:t>
@@ -653,33 +617,31 @@
           <w:kern w:val="0"/>
           <w:sz w:val="16"/>
           <w:szCs w:val="16"/>
-          <w:bdr w:val="none" w:color="auto" w:sz="0" w:space="0"/>
-          <w:lang w:val="en-US" w:eastAsia="zh-CN" w:bidi="ar"/>
-        </w:rPr>
-      </w:pPr>
-    </w:p>
-    <w:p>
-      <w:pPr>
-        <w:keepNext w:val="0"/>
-        <w:keepLines w:val="0"/>
-        <w:widowControl/>
-        <w:suppressLineNumbers w:val="0"/>
-        <w:pBdr>
-          <w:top w:val="none" w:color="auto" w:sz="0" w:space="0"/>
-          <w:left w:val="none" w:color="auto" w:sz="0" w:space="0"/>
-          <w:bottom w:val="none" w:color="auto" w:sz="0" w:space="0"/>
-          <w:right w:val="none" w:color="auto" w:sz="0" w:space="0"/>
-        </w:pBdr>
-        <w:spacing w:before="0" w:beforeAutospacing="0" w:after="0" w:afterAutospacing="0" w:line="240" w:lineRule="atLeast"/>
-        <w:ind w:left="0" w:right="0"/>
-        <w:jc w:val="left"/>
-        <w:rPr>
-          <w:rFonts w:ascii="宋体" w:hAnsi="宋体" w:eastAsia="宋体" w:cs="宋体"/>
-          <w:color w:val="000000"/>
-          <w:kern w:val="0"/>
-          <w:sz w:val="16"/>
-          <w:szCs w:val="16"/>
-          <w:bdr w:val="none" w:color="auto" w:sz="0" w:space="0"/>
+          <w:lang w:val="en-US" w:eastAsia="zh-CN" w:bidi="ar"/>
+        </w:rPr>
+      </w:pPr>
+    </w:p>
+    <w:p>
+      <w:pPr>
+        <w:keepNext w:val="0"/>
+        <w:keepLines w:val="0"/>
+        <w:widowControl/>
+        <w:suppressLineNumbers w:val="0"/>
+        <w:pBdr>
+          <w:top w:val="none" w:color="auto" w:sz="0" w:space="0"/>
+          <w:left w:val="none" w:color="auto" w:sz="0" w:space="0"/>
+          <w:bottom w:val="none" w:color="auto" w:sz="0" w:space="0"/>
+          <w:right w:val="none" w:color="auto" w:sz="0" w:space="0"/>
+        </w:pBdr>
+        <w:spacing w:before="0" w:beforeAutospacing="0" w:after="0" w:afterAutospacing="0" w:line="240" w:lineRule="atLeast"/>
+        <w:ind w:left="0" w:right="0"/>
+        <w:jc w:val="left"/>
+        <w:rPr>
+          <w:rFonts w:ascii="宋体" w:hAnsi="宋体" w:eastAsia="宋体" w:cs="宋体"/>
+          <w:color w:val="000000"/>
+          <w:kern w:val="0"/>
+          <w:sz w:val="16"/>
+          <w:szCs w:val="16"/>
           <w:lang w:val="en-US" w:eastAsia="zh-CN" w:bidi="ar"/>
         </w:rPr>
       </w:pPr>
@@ -690,7 +652,6 @@
           <w:kern w:val="0"/>
           <w:sz w:val="16"/>
           <w:szCs w:val="16"/>
-          <w:bdr w:val="none" w:color="auto" w:sz="0" w:space="0"/>
           <w:lang w:val="en-US" w:eastAsia="zh-CN" w:bidi="ar"/>
         </w:rPr>
         <w:t>Fight bullshit and bureaucracy every time</w:t>
@@ -702,7 +663,6 @@
           <w:kern w:val="0"/>
           <w:sz w:val="16"/>
           <w:szCs w:val="16"/>
-          <w:bdr w:val="none" w:color="auto" w:sz="0" w:space="0"/>
           <w:lang w:val="en-US" w:eastAsia="zh-CN" w:bidi="ar"/>
         </w:rPr>
         <w:t xml:space="preserve"> you see it and get other people to fight it too. Do not let the org chart get in the way of people working productively together.见到废话和官僚主义就坚决抵制，并带动他人一起抵制。别让组织架构表阻碍高效协作。</w:t>
@@ -729,7 +689,6 @@
           <w:kern w:val="0"/>
           <w:sz w:val="16"/>
           <w:szCs w:val="16"/>
-          <w:bdr w:val="none" w:color="auto" w:sz="0" w:space="0"/>
           <w:lang w:val="en-US" w:eastAsia="zh-CN" w:bidi="ar"/>
         </w:rPr>
       </w:pPr>
@@ -755,7 +714,6 @@
           <w:kern w:val="0"/>
           <w:sz w:val="16"/>
           <w:szCs w:val="16"/>
-          <w:bdr w:val="none" w:color="auto" w:sz="0" w:space="0"/>
           <w:lang w:val="en-US" w:eastAsia="zh-CN" w:bidi="ar"/>
         </w:rPr>
       </w:pPr>
@@ -766,7 +724,6 @@
           <w:kern w:val="0"/>
           <w:sz w:val="16"/>
           <w:szCs w:val="16"/>
-          <w:bdr w:val="none" w:color="auto" w:sz="0" w:space="0"/>
           <w:lang w:val="en-US" w:eastAsia="zh-CN" w:bidi="ar"/>
           <w14:textFill>
             <w14:solidFill>
@@ -783,7 +740,6 @@
           <w:kern w:val="0"/>
           <w:sz w:val="16"/>
           <w:szCs w:val="16"/>
-          <w:bdr w:val="none" w:color="auto" w:sz="0" w:space="0"/>
           <w:lang w:val="en-US" w:eastAsia="zh-CN" w:bidi="ar"/>
         </w:rPr>
         <w:t>.</w:t>
@@ -795,7 +751,6 @@
           <w:kern w:val="0"/>
           <w:sz w:val="16"/>
           <w:szCs w:val="16"/>
-          <w:bdr w:val="none" w:color="auto" w:sz="0" w:space="0"/>
           <w:lang w:val="en-US" w:eastAsia="zh-CN" w:bidi="ar"/>
         </w:rPr>
         <w:t>结果才是关键；别用完美流程为糟糕结果开脱。</w:t>
@@ -822,44 +777,41 @@
           <w:kern w:val="0"/>
           <w:sz w:val="16"/>
           <w:szCs w:val="16"/>
-          <w:bdr w:val="none" w:color="auto" w:sz="0" w:space="0"/>
-          <w:lang w:val="en-US" w:eastAsia="zh-CN" w:bidi="ar"/>
-        </w:rPr>
-      </w:pPr>
-    </w:p>
-    <w:p>
-      <w:pPr>
-        <w:keepNext w:val="0"/>
-        <w:keepLines w:val="0"/>
-        <w:widowControl/>
-        <w:suppressLineNumbers w:val="0"/>
-        <w:pBdr>
-          <w:top w:val="none" w:color="auto" w:sz="0" w:space="0"/>
-          <w:left w:val="none" w:color="auto" w:sz="0" w:space="0"/>
-          <w:bottom w:val="none" w:color="auto" w:sz="0" w:space="0"/>
-          <w:right w:val="none" w:color="auto" w:sz="0" w:space="0"/>
-        </w:pBdr>
-        <w:spacing w:before="0" w:beforeAutospacing="0" w:after="0" w:afterAutospacing="0" w:line="240" w:lineRule="atLeast"/>
-        <w:ind w:left="0" w:right="0"/>
-        <w:jc w:val="left"/>
-        <w:rPr>
-          <w:rFonts w:ascii="宋体" w:hAnsi="宋体" w:eastAsia="宋体" w:cs="宋体"/>
-          <w:color w:val="000000"/>
-          <w:kern w:val="0"/>
-          <w:sz w:val="16"/>
-          <w:szCs w:val="16"/>
-          <w:bdr w:val="none" w:color="auto" w:sz="0" w:space="0"/>
-          <w:lang w:val="en-US" w:eastAsia="zh-CN" w:bidi="ar"/>
-        </w:rPr>
-      </w:pPr>
-      <w:r>
-        <w:rPr>
-          <w:rFonts w:ascii="宋体" w:hAnsi="宋体" w:eastAsia="宋体" w:cs="宋体"/>
-          <w:color w:val="000000"/>
-          <w:kern w:val="0"/>
-          <w:sz w:val="16"/>
-          <w:szCs w:val="16"/>
-          <w:bdr w:val="none" w:color="auto" w:sz="0" w:space="0"/>
+          <w:lang w:val="en-US" w:eastAsia="zh-CN" w:bidi="ar"/>
+        </w:rPr>
+      </w:pPr>
+    </w:p>
+    <w:p>
+      <w:pPr>
+        <w:keepNext w:val="0"/>
+        <w:keepLines w:val="0"/>
+        <w:widowControl/>
+        <w:suppressLineNumbers w:val="0"/>
+        <w:pBdr>
+          <w:top w:val="none" w:color="auto" w:sz="0" w:space="0"/>
+          <w:left w:val="none" w:color="auto" w:sz="0" w:space="0"/>
+          <w:bottom w:val="none" w:color="auto" w:sz="0" w:space="0"/>
+          <w:right w:val="none" w:color="auto" w:sz="0" w:space="0"/>
+        </w:pBdr>
+        <w:spacing w:before="0" w:beforeAutospacing="0" w:after="0" w:afterAutospacing="0" w:line="240" w:lineRule="atLeast"/>
+        <w:ind w:left="0" w:right="0"/>
+        <w:jc w:val="left"/>
+        <w:rPr>
+          <w:rFonts w:ascii="宋体" w:hAnsi="宋体" w:eastAsia="宋体" w:cs="宋体"/>
+          <w:color w:val="000000"/>
+          <w:kern w:val="0"/>
+          <w:sz w:val="16"/>
+          <w:szCs w:val="16"/>
+          <w:lang w:val="en-US" w:eastAsia="zh-CN" w:bidi="ar"/>
+        </w:rPr>
+      </w:pPr>
+      <w:r>
+        <w:rPr>
+          <w:rFonts w:ascii="宋体" w:hAnsi="宋体" w:eastAsia="宋体" w:cs="宋体"/>
+          <w:color w:val="000000"/>
+          <w:kern w:val="0"/>
+          <w:sz w:val="16"/>
+          <w:szCs w:val="16"/>
           <w:lang w:val="en-US" w:eastAsia="zh-CN" w:bidi="ar"/>
         </w:rPr>
         <w:t xml:space="preserve">Spend more time recruiting. </w:t>
@@ -873,7 +825,6 @@
           <w:kern w:val="0"/>
           <w:sz w:val="16"/>
           <w:szCs w:val="16"/>
-          <w:bdr w:val="none" w:color="auto" w:sz="0" w:space="0"/>
           <w:lang w:val="en-US" w:eastAsia="zh-CN" w:bidi="ar"/>
         </w:rPr>
         <w:t>Take risks on high-potential people with a fast rate of improvement</w:t>
@@ -885,7 +836,6 @@
           <w:kern w:val="0"/>
           <w:sz w:val="16"/>
           <w:szCs w:val="16"/>
-          <w:bdr w:val="none" w:color="auto" w:sz="0" w:space="0"/>
           <w:lang w:val="en-US" w:eastAsia="zh-CN" w:bidi="ar"/>
         </w:rPr>
         <w:t xml:space="preserve">. Look for </w:t>
@@ -899,7 +849,6 @@
           <w:kern w:val="0"/>
           <w:sz w:val="16"/>
           <w:szCs w:val="16"/>
-          <w:bdr w:val="none" w:color="auto" w:sz="0" w:space="0"/>
           <w:lang w:val="en-US" w:eastAsia="zh-CN" w:bidi="ar"/>
         </w:rPr>
         <w:t xml:space="preserve">evidence </w:t>
@@ -911,7 +860,6 @@
           <w:kern w:val="0"/>
           <w:sz w:val="16"/>
           <w:szCs w:val="16"/>
-          <w:bdr w:val="none" w:color="auto" w:sz="0" w:space="0"/>
           <w:lang w:val="en-US" w:eastAsia="zh-CN" w:bidi="ar"/>
         </w:rPr>
         <w:t xml:space="preserve">of getting stuff done in addition to </w:t>
@@ -923,7 +871,6 @@
           <w:kern w:val="0"/>
           <w:sz w:val="16"/>
           <w:szCs w:val="16"/>
-          <w:bdr w:val="none" w:color="auto" w:sz="0" w:space="0"/>
           <w:lang w:val="en-US" w:eastAsia="zh-CN" w:bidi="ar"/>
         </w:rPr>
         <w:t>intelligence</w:t>
@@ -935,7 +882,6 @@
           <w:kern w:val="0"/>
           <w:sz w:val="16"/>
           <w:szCs w:val="16"/>
-          <w:bdr w:val="none" w:color="auto" w:sz="0" w:space="0"/>
           <w:lang w:val="en-US" w:eastAsia="zh-CN" w:bidi="ar"/>
         </w:rPr>
         <w:t>.多花时间招人。敢于</w:t>
@@ -947,7 +893,6 @@
           <w:kern w:val="0"/>
           <w:sz w:val="16"/>
           <w:szCs w:val="16"/>
-          <w:bdr w:val="none" w:color="auto" w:sz="0" w:space="0"/>
           <w:lang w:val="en-US" w:eastAsia="zh-CN" w:bidi="ar"/>
         </w:rPr>
         <w:t>启用进步极快的高潜力人</w:t>
@@ -959,7 +904,6 @@
           <w:kern w:val="0"/>
           <w:sz w:val="16"/>
           <w:szCs w:val="16"/>
-          <w:bdr w:val="none" w:color="auto" w:sz="0" w:space="0"/>
           <w:lang w:val="en-US" w:eastAsia="zh-CN" w:bidi="ar"/>
         </w:rPr>
         <w:t>才。除了智商，更要看</w:t>
@@ -974,7 +918,6 @@
           <w:kern w:val="0"/>
           <w:sz w:val="16"/>
           <w:szCs w:val="16"/>
-          <w:bdr w:val="none" w:color="auto" w:sz="0" w:space="0"/>
           <w:lang w:val="en-US" w:eastAsia="zh-CN" w:bidi="ar"/>
         </w:rPr>
         <w:t>成事能力</w:t>
@@ -986,7 +929,6 @@
           <w:kern w:val="0"/>
           <w:sz w:val="16"/>
           <w:szCs w:val="16"/>
-          <w:bdr w:val="none" w:color="auto" w:sz="0" w:space="0"/>
           <w:lang w:val="en-US" w:eastAsia="zh-CN" w:bidi="ar"/>
         </w:rPr>
         <w:t>。</w:t>
@@ -1013,33 +955,31 @@
           <w:kern w:val="0"/>
           <w:sz w:val="16"/>
           <w:szCs w:val="16"/>
-          <w:bdr w:val="none" w:color="auto" w:sz="0" w:space="0"/>
-          <w:lang w:val="en-US" w:eastAsia="zh-CN" w:bidi="ar"/>
-        </w:rPr>
-      </w:pPr>
-    </w:p>
-    <w:p>
-      <w:pPr>
-        <w:keepNext w:val="0"/>
-        <w:keepLines w:val="0"/>
-        <w:widowControl/>
-        <w:suppressLineNumbers w:val="0"/>
-        <w:pBdr>
-          <w:top w:val="none" w:color="auto" w:sz="0" w:space="0"/>
-          <w:left w:val="none" w:color="auto" w:sz="0" w:space="0"/>
-          <w:bottom w:val="none" w:color="auto" w:sz="0" w:space="0"/>
-          <w:right w:val="none" w:color="auto" w:sz="0" w:space="0"/>
-        </w:pBdr>
-        <w:spacing w:before="0" w:beforeAutospacing="0" w:after="0" w:afterAutospacing="0" w:line="240" w:lineRule="atLeast"/>
-        <w:ind w:left="0" w:right="0"/>
-        <w:jc w:val="left"/>
-        <w:rPr>
-          <w:rFonts w:ascii="宋体" w:hAnsi="宋体" w:eastAsia="宋体" w:cs="宋体"/>
-          <w:color w:val="000000"/>
-          <w:kern w:val="0"/>
-          <w:sz w:val="16"/>
-          <w:szCs w:val="16"/>
-          <w:bdr w:val="none" w:color="auto" w:sz="0" w:space="0"/>
+          <w:lang w:val="en-US" w:eastAsia="zh-CN" w:bidi="ar"/>
+        </w:rPr>
+      </w:pPr>
+    </w:p>
+    <w:p>
+      <w:pPr>
+        <w:keepNext w:val="0"/>
+        <w:keepLines w:val="0"/>
+        <w:widowControl/>
+        <w:suppressLineNumbers w:val="0"/>
+        <w:pBdr>
+          <w:top w:val="none" w:color="auto" w:sz="0" w:space="0"/>
+          <w:left w:val="none" w:color="auto" w:sz="0" w:space="0"/>
+          <w:bottom w:val="none" w:color="auto" w:sz="0" w:space="0"/>
+          <w:right w:val="none" w:color="auto" w:sz="0" w:space="0"/>
+        </w:pBdr>
+        <w:spacing w:before="0" w:beforeAutospacing="0" w:after="0" w:afterAutospacing="0" w:line="240" w:lineRule="atLeast"/>
+        <w:ind w:left="0" w:right="0"/>
+        <w:jc w:val="left"/>
+        <w:rPr>
+          <w:rFonts w:ascii="宋体" w:hAnsi="宋体" w:eastAsia="宋体" w:cs="宋体"/>
+          <w:color w:val="000000"/>
+          <w:kern w:val="0"/>
+          <w:sz w:val="16"/>
+          <w:szCs w:val="16"/>
           <w:lang w:val="en-US" w:eastAsia="zh-CN" w:bidi="ar"/>
         </w:rPr>
       </w:pPr>
@@ -1052,7 +992,6 @@
           <w:kern w:val="0"/>
           <w:sz w:val="16"/>
           <w:szCs w:val="16"/>
-          <w:bdr w:val="none" w:color="auto" w:sz="0" w:space="0"/>
           <w:lang w:val="en-US" w:eastAsia="zh-CN" w:bidi="ar"/>
         </w:rPr>
         <w:t xml:space="preserve">Superstars </w:t>
@@ -1064,7 +1003,6 @@
           <w:kern w:val="0"/>
           <w:sz w:val="16"/>
           <w:szCs w:val="16"/>
-          <w:bdr w:val="none" w:color="auto" w:sz="0" w:space="0"/>
           <w:lang w:val="en-US" w:eastAsia="zh-CN" w:bidi="ar"/>
         </w:rPr>
         <w:t>are even more valuable than they seem</w:t>
@@ -1076,7 +1014,6 @@
           <w:kern w:val="0"/>
           <w:sz w:val="16"/>
           <w:szCs w:val="16"/>
-          <w:bdr w:val="none" w:color="auto" w:sz="0" w:space="0"/>
           <w:lang w:val="en-US" w:eastAsia="zh-CN" w:bidi="ar"/>
         </w:rPr>
         <w:t xml:space="preserve">, but you have to evaluate people on their net impact on the </w:t>
@@ -1088,7 +1025,6 @@
           <w:kern w:val="0"/>
           <w:sz w:val="16"/>
           <w:szCs w:val="16"/>
-          <w:bdr w:val="none" w:color="auto" w:sz="0" w:space="0"/>
           <w:lang w:val="en-US" w:eastAsia="zh-CN" w:bidi="ar"/>
         </w:rPr>
         <w:t xml:space="preserve">performance </w:t>
@@ -1100,7 +1036,6 @@
           <w:kern w:val="0"/>
           <w:sz w:val="16"/>
           <w:szCs w:val="16"/>
-          <w:bdr w:val="none" w:color="auto" w:sz="0" w:space="0"/>
           <w:lang w:val="en-US" w:eastAsia="zh-CN" w:bidi="ar"/>
         </w:rPr>
         <w:t>of the organization.顶尖人才的价值远超表面，但你必须以他们对组织的</w:t>
@@ -1115,7 +1050,6 @@
           <w:kern w:val="0"/>
           <w:sz w:val="16"/>
           <w:szCs w:val="16"/>
-          <w:bdr w:val="none" w:color="auto" w:sz="0" w:space="0"/>
           <w:lang w:val="en-US" w:eastAsia="zh-CN" w:bidi="ar"/>
         </w:rPr>
         <w:t>净贡献</w:t>
@@ -1127,7 +1061,6 @@
           <w:kern w:val="0"/>
           <w:sz w:val="16"/>
           <w:szCs w:val="16"/>
-          <w:bdr w:val="none" w:color="auto" w:sz="0" w:space="0"/>
           <w:lang w:val="en-US" w:eastAsia="zh-CN" w:bidi="ar"/>
         </w:rPr>
         <w:t>来评价。</w:t>
@@ -1154,33 +1087,31 @@
           <w:kern w:val="0"/>
           <w:sz w:val="16"/>
           <w:szCs w:val="16"/>
-          <w:bdr w:val="none" w:color="auto" w:sz="0" w:space="0"/>
-          <w:lang w:val="en-US" w:eastAsia="zh-CN" w:bidi="ar"/>
-        </w:rPr>
-      </w:pPr>
-    </w:p>
-    <w:p>
-      <w:pPr>
-        <w:keepNext w:val="0"/>
-        <w:keepLines w:val="0"/>
-        <w:widowControl/>
-        <w:suppressLineNumbers w:val="0"/>
-        <w:pBdr>
-          <w:top w:val="none" w:color="auto" w:sz="0" w:space="0"/>
-          <w:left w:val="none" w:color="auto" w:sz="0" w:space="0"/>
-          <w:bottom w:val="none" w:color="auto" w:sz="0" w:space="0"/>
-          <w:right w:val="none" w:color="auto" w:sz="0" w:space="0"/>
-        </w:pBdr>
-        <w:spacing w:before="0" w:beforeAutospacing="0" w:after="0" w:afterAutospacing="0" w:line="240" w:lineRule="atLeast"/>
-        <w:ind w:left="0" w:right="0"/>
-        <w:jc w:val="left"/>
-        <w:rPr>
-          <w:rFonts w:ascii="宋体" w:hAnsi="宋体" w:eastAsia="宋体" w:cs="宋体"/>
-          <w:color w:val="000000"/>
-          <w:kern w:val="0"/>
-          <w:sz w:val="16"/>
-          <w:szCs w:val="16"/>
-          <w:bdr w:val="none" w:color="auto" w:sz="0" w:space="0"/>
+          <w:lang w:val="en-US" w:eastAsia="zh-CN" w:bidi="ar"/>
+        </w:rPr>
+      </w:pPr>
+    </w:p>
+    <w:p>
+      <w:pPr>
+        <w:keepNext w:val="0"/>
+        <w:keepLines w:val="0"/>
+        <w:widowControl/>
+        <w:suppressLineNumbers w:val="0"/>
+        <w:pBdr>
+          <w:top w:val="none" w:color="auto" w:sz="0" w:space="0"/>
+          <w:left w:val="none" w:color="auto" w:sz="0" w:space="0"/>
+          <w:bottom w:val="none" w:color="auto" w:sz="0" w:space="0"/>
+          <w:right w:val="none" w:color="auto" w:sz="0" w:space="0"/>
+        </w:pBdr>
+        <w:spacing w:before="0" w:beforeAutospacing="0" w:after="0" w:afterAutospacing="0" w:line="240" w:lineRule="atLeast"/>
+        <w:ind w:left="0" w:right="0"/>
+        <w:jc w:val="left"/>
+        <w:rPr>
+          <w:rFonts w:ascii="宋体" w:hAnsi="宋体" w:eastAsia="宋体" w:cs="宋体"/>
+          <w:color w:val="000000"/>
+          <w:kern w:val="0"/>
+          <w:sz w:val="16"/>
+          <w:szCs w:val="16"/>
           <w:lang w:val="en-US" w:eastAsia="zh-CN" w:bidi="ar"/>
         </w:rPr>
       </w:pPr>
@@ -1191,7 +1122,6 @@
           <w:kern w:val="0"/>
           <w:sz w:val="16"/>
           <w:szCs w:val="16"/>
-          <w:bdr w:val="none" w:color="auto" w:sz="0" w:space="0"/>
           <w:lang w:val="en-US" w:eastAsia="zh-CN" w:bidi="ar"/>
         </w:rPr>
         <w:t xml:space="preserve">Fast iteration </w:t>
@@ -1203,7 +1133,6 @@
           <w:kern w:val="0"/>
           <w:sz w:val="16"/>
           <w:szCs w:val="16"/>
-          <w:bdr w:val="none" w:color="auto" w:sz="0" w:space="0"/>
           <w:lang w:val="en-US" w:eastAsia="zh-CN" w:bidi="ar"/>
         </w:rPr>
         <w:t xml:space="preserve">can make up for a lot; </w:t>
@@ -1215,7 +1144,6 @@
           <w:kern w:val="0"/>
           <w:sz w:val="16"/>
           <w:szCs w:val="16"/>
-          <w:bdr w:val="none" w:color="auto" w:sz="0" w:space="0"/>
           <w:lang w:val="en-US" w:eastAsia="zh-CN" w:bidi="ar"/>
         </w:rPr>
         <w:t>it’s usually ok to be wrong if you iterate quickly</w:t>
@@ -1227,7 +1155,6 @@
           <w:kern w:val="0"/>
           <w:sz w:val="16"/>
           <w:szCs w:val="16"/>
-          <w:bdr w:val="none" w:color="auto" w:sz="0" w:space="0"/>
           <w:lang w:val="en-US" w:eastAsia="zh-CN" w:bidi="ar"/>
         </w:rPr>
         <w:t>. Plans should be measured in decades, execution should be measured in weeks.快速迭代能弥补很多不足；只要迭代够快，犯错通常没问题。计划以十年为单位，执行以周为单位。</w:t>
@@ -1254,7 +1181,6 @@
           <w:kern w:val="0"/>
           <w:sz w:val="16"/>
           <w:szCs w:val="16"/>
-          <w:bdr w:val="none" w:color="auto" w:sz="0" w:space="0"/>
           <w:lang w:val="en-US" w:eastAsia="zh-CN" w:bidi="ar"/>
         </w:rPr>
       </w:pPr>
@@ -1287,7 +1213,6 @@
           <w:kern w:val="0"/>
           <w:sz w:val="16"/>
           <w:szCs w:val="16"/>
-          <w:bdr w:val="none" w:color="auto" w:sz="0" w:space="0"/>
           <w:lang w:val="en-US" w:eastAsia="zh-CN" w:bidi="ar"/>
         </w:rPr>
         <w:t>Don’t fight the business equivalent of the laws of physics.</w:t>
@@ -1299,7 +1224,6 @@
           <w:kern w:val="0"/>
           <w:sz w:val="16"/>
           <w:szCs w:val="16"/>
-          <w:bdr w:val="none" w:color="auto" w:sz="0" w:space="0"/>
           <w:lang w:val="en-US" w:eastAsia="zh-CN" w:bidi="ar"/>
         </w:rPr>
         <w:t>不要对抗商业世界里的 “物理定律”。</w:t>
@@ -1326,18 +1250,16 @@
           <w:kern w:val="0"/>
           <w:sz w:val="16"/>
           <w:szCs w:val="16"/>
-          <w:bdr w:val="none" w:color="auto" w:sz="0" w:space="0"/>
-          <w:lang w:val="en-US" w:eastAsia="zh-CN" w:bidi="ar"/>
-        </w:rPr>
-      </w:pPr>
-      <w:r>
-        <w:rPr>
-          <w:rFonts w:ascii="宋体" w:hAnsi="宋体" w:eastAsia="宋体" w:cs="宋体"/>
-          <w:color w:val="000000"/>
-          <w:kern w:val="0"/>
-          <w:sz w:val="16"/>
-          <w:szCs w:val="16"/>
-          <w:bdr w:val="none" w:color="auto" w:sz="0" w:space="0"/>
+          <w:lang w:val="en-US" w:eastAsia="zh-CN" w:bidi="ar"/>
+        </w:rPr>
+      </w:pPr>
+      <w:r>
+        <w:rPr>
+          <w:rFonts w:ascii="宋体" w:hAnsi="宋体" w:eastAsia="宋体" w:cs="宋体"/>
+          <w:color w:val="000000"/>
+          <w:kern w:val="0"/>
+          <w:sz w:val="16"/>
+          <w:szCs w:val="16"/>
           <w:lang w:val="en-US" w:eastAsia="zh-CN" w:bidi="ar"/>
         </w:rPr>
         <w:t>Inspiration is perishable and life goes by fast. Inaction is a particularly insidious type of risk.灵感易逝，人生短暂。</w:t>
@@ -1352,7 +1274,6 @@
           <w:kern w:val="0"/>
           <w:sz w:val="16"/>
           <w:szCs w:val="16"/>
-          <w:bdr w:val="none" w:color="auto" w:sz="0" w:space="0"/>
           <w:lang w:val="en-US" w:eastAsia="zh-CN" w:bidi="ar"/>
         </w:rPr>
         <w:t>不作为</w:t>
@@ -1364,7 +1285,6 @@
           <w:kern w:val="0"/>
           <w:sz w:val="16"/>
           <w:szCs w:val="16"/>
-          <w:bdr w:val="none" w:color="auto" w:sz="0" w:space="0"/>
           <w:lang w:val="en-US" w:eastAsia="zh-CN" w:bidi="ar"/>
         </w:rPr>
         <w:t>是一种尤其隐蔽的风险。</w:t>
@@ -1391,33 +1311,31 @@
           <w:kern w:val="0"/>
           <w:sz w:val="16"/>
           <w:szCs w:val="16"/>
-          <w:bdr w:val="none" w:color="auto" w:sz="0" w:space="0"/>
-          <w:lang w:val="en-US" w:eastAsia="zh-CN" w:bidi="ar"/>
-        </w:rPr>
-      </w:pPr>
-    </w:p>
-    <w:p>
-      <w:pPr>
-        <w:keepNext w:val="0"/>
-        <w:keepLines w:val="0"/>
-        <w:widowControl/>
-        <w:suppressLineNumbers w:val="0"/>
-        <w:pBdr>
-          <w:top w:val="none" w:color="auto" w:sz="0" w:space="0"/>
-          <w:left w:val="none" w:color="auto" w:sz="0" w:space="0"/>
-          <w:bottom w:val="none" w:color="auto" w:sz="0" w:space="0"/>
-          <w:right w:val="none" w:color="auto" w:sz="0" w:space="0"/>
-        </w:pBdr>
-        <w:spacing w:before="0" w:beforeAutospacing="0" w:after="0" w:afterAutospacing="0" w:line="240" w:lineRule="atLeast"/>
-        <w:ind w:left="0" w:right="0"/>
-        <w:jc w:val="left"/>
-        <w:rPr>
-          <w:rFonts w:ascii="宋体" w:hAnsi="宋体" w:eastAsia="宋体" w:cs="宋体"/>
-          <w:color w:val="000000"/>
-          <w:kern w:val="0"/>
-          <w:sz w:val="16"/>
-          <w:szCs w:val="16"/>
-          <w:bdr w:val="none" w:color="auto" w:sz="0" w:space="0"/>
+          <w:lang w:val="en-US" w:eastAsia="zh-CN" w:bidi="ar"/>
+        </w:rPr>
+      </w:pPr>
+    </w:p>
+    <w:p>
+      <w:pPr>
+        <w:keepNext w:val="0"/>
+        <w:keepLines w:val="0"/>
+        <w:widowControl/>
+        <w:suppressLineNumbers w:val="0"/>
+        <w:pBdr>
+          <w:top w:val="none" w:color="auto" w:sz="0" w:space="0"/>
+          <w:left w:val="none" w:color="auto" w:sz="0" w:space="0"/>
+          <w:bottom w:val="none" w:color="auto" w:sz="0" w:space="0"/>
+          <w:right w:val="none" w:color="auto" w:sz="0" w:space="0"/>
+        </w:pBdr>
+        <w:spacing w:before="0" w:beforeAutospacing="0" w:after="0" w:afterAutospacing="0" w:line="240" w:lineRule="atLeast"/>
+        <w:ind w:left="0" w:right="0"/>
+        <w:jc w:val="left"/>
+        <w:rPr>
+          <w:rFonts w:ascii="宋体" w:hAnsi="宋体" w:eastAsia="宋体" w:cs="宋体"/>
+          <w:color w:val="000000"/>
+          <w:kern w:val="0"/>
+          <w:sz w:val="16"/>
+          <w:szCs w:val="16"/>
           <w:lang w:val="en-US" w:eastAsia="zh-CN" w:bidi="ar"/>
         </w:rPr>
       </w:pPr>
@@ -1430,7 +1348,6 @@
           <w:kern w:val="0"/>
           <w:sz w:val="16"/>
           <w:szCs w:val="16"/>
-          <w:bdr w:val="none" w:color="auto" w:sz="0" w:space="0"/>
           <w:lang w:val="en-US" w:eastAsia="zh-CN" w:bidi="ar"/>
         </w:rPr>
         <w:t>Scale often has surprising emergent properties</w:t>
@@ -1442,7 +1359,6 @@
           <w:kern w:val="0"/>
           <w:sz w:val="16"/>
           <w:szCs w:val="16"/>
-          <w:bdr w:val="none" w:color="auto" w:sz="0" w:space="0"/>
           <w:lang w:val="en-US" w:eastAsia="zh-CN" w:bidi="ar"/>
         </w:rPr>
         <w:t>.</w:t>
@@ -1456,7 +1372,6 @@
           <w:kern w:val="0"/>
           <w:sz w:val="16"/>
           <w:szCs w:val="16"/>
-          <w:bdr w:val="none" w:color="auto" w:sz="0" w:space="0"/>
           <w:lang w:val="en-US" w:eastAsia="zh-CN" w:bidi="ar"/>
         </w:rPr>
         <w:t>规模往往会带来意想不到的涌现效应</w:t>
@@ -1468,7 +1383,6 @@
           <w:kern w:val="0"/>
           <w:sz w:val="16"/>
           <w:szCs w:val="16"/>
-          <w:bdr w:val="none" w:color="auto" w:sz="0" w:space="0"/>
           <w:lang w:val="en-US" w:eastAsia="zh-CN" w:bidi="ar"/>
         </w:rPr>
         <w:t>。</w:t>
@@ -1495,33 +1409,31 @@
           <w:kern w:val="0"/>
           <w:sz w:val="16"/>
           <w:szCs w:val="16"/>
-          <w:bdr w:val="none" w:color="auto" w:sz="0" w:space="0"/>
-          <w:lang w:val="en-US" w:eastAsia="zh-CN" w:bidi="ar"/>
-        </w:rPr>
-      </w:pPr>
-    </w:p>
-    <w:p>
-      <w:pPr>
-        <w:keepNext w:val="0"/>
-        <w:keepLines w:val="0"/>
-        <w:widowControl/>
-        <w:suppressLineNumbers w:val="0"/>
-        <w:pBdr>
-          <w:top w:val="none" w:color="auto" w:sz="0" w:space="0"/>
-          <w:left w:val="none" w:color="auto" w:sz="0" w:space="0"/>
-          <w:bottom w:val="none" w:color="auto" w:sz="0" w:space="0"/>
-          <w:right w:val="none" w:color="auto" w:sz="0" w:space="0"/>
-        </w:pBdr>
-        <w:spacing w:before="0" w:beforeAutospacing="0" w:after="0" w:afterAutospacing="0" w:line="240" w:lineRule="atLeast"/>
-        <w:ind w:left="0" w:right="0"/>
-        <w:jc w:val="left"/>
-        <w:rPr>
-          <w:rFonts w:ascii="宋体" w:hAnsi="宋体" w:eastAsia="宋体" w:cs="宋体"/>
-          <w:color w:val="000000"/>
-          <w:kern w:val="0"/>
-          <w:sz w:val="16"/>
-          <w:szCs w:val="16"/>
-          <w:bdr w:val="none" w:color="auto" w:sz="0" w:space="0"/>
+          <w:lang w:val="en-US" w:eastAsia="zh-CN" w:bidi="ar"/>
+        </w:rPr>
+      </w:pPr>
+    </w:p>
+    <w:p>
+      <w:pPr>
+        <w:keepNext w:val="0"/>
+        <w:keepLines w:val="0"/>
+        <w:widowControl/>
+        <w:suppressLineNumbers w:val="0"/>
+        <w:pBdr>
+          <w:top w:val="none" w:color="auto" w:sz="0" w:space="0"/>
+          <w:left w:val="none" w:color="auto" w:sz="0" w:space="0"/>
+          <w:bottom w:val="none" w:color="auto" w:sz="0" w:space="0"/>
+          <w:right w:val="none" w:color="auto" w:sz="0" w:space="0"/>
+        </w:pBdr>
+        <w:spacing w:before="0" w:beforeAutospacing="0" w:after="0" w:afterAutospacing="0" w:line="240" w:lineRule="atLeast"/>
+        <w:ind w:left="0" w:right="0"/>
+        <w:jc w:val="left"/>
+        <w:rPr>
+          <w:rFonts w:ascii="宋体" w:hAnsi="宋体" w:eastAsia="宋体" w:cs="宋体"/>
+          <w:color w:val="000000"/>
+          <w:kern w:val="0"/>
+          <w:sz w:val="16"/>
+          <w:szCs w:val="16"/>
           <w:lang w:val="en-US" w:eastAsia="zh-CN" w:bidi="ar"/>
         </w:rPr>
       </w:pPr>
@@ -1534,7 +1446,6 @@
           <w:kern w:val="0"/>
           <w:sz w:val="16"/>
           <w:szCs w:val="16"/>
-          <w:bdr w:val="none" w:color="auto" w:sz="0" w:space="0"/>
           <w:lang w:val="en-US" w:eastAsia="zh-CN" w:bidi="ar"/>
         </w:rPr>
         <w:t>Compounding exponentials are magic</w:t>
@@ -1546,7 +1457,6 @@
           <w:kern w:val="0"/>
           <w:sz w:val="16"/>
           <w:szCs w:val="16"/>
-          <w:bdr w:val="none" w:color="auto" w:sz="0" w:space="0"/>
           <w:lang w:val="en-US" w:eastAsia="zh-CN" w:bidi="ar"/>
         </w:rPr>
         <w:t xml:space="preserve">. In particular, you really want to build a business that gets a compounding </w:t>
@@ -1560,7 +1470,6 @@
           <w:kern w:val="0"/>
           <w:sz w:val="16"/>
           <w:szCs w:val="16"/>
-          <w:bdr w:val="none" w:color="auto" w:sz="0" w:space="0"/>
           <w:lang w:val="en-US" w:eastAsia="zh-CN" w:bidi="ar"/>
         </w:rPr>
         <w:t>advantage with scale</w:t>
@@ -1572,7 +1481,6 @@
           <w:kern w:val="0"/>
           <w:sz w:val="16"/>
           <w:szCs w:val="16"/>
-          <w:bdr w:val="none" w:color="auto" w:sz="0" w:space="0"/>
           <w:lang w:val="en-US" w:eastAsia="zh-CN" w:bidi="ar"/>
         </w:rPr>
         <w:t>.复利指数级增长是魔法。尤其要打造能随规模产生</w:t>
@@ -1587,7 +1495,6 @@
           <w:kern w:val="0"/>
           <w:sz w:val="16"/>
           <w:szCs w:val="16"/>
-          <w:bdr w:val="none" w:color="auto" w:sz="0" w:space="0"/>
           <w:lang w:val="en-US" w:eastAsia="zh-CN" w:bidi="ar"/>
         </w:rPr>
         <w:t>复利优势</w:t>
@@ -1599,7 +1506,6 @@
           <w:kern w:val="0"/>
           <w:sz w:val="16"/>
           <w:szCs w:val="16"/>
-          <w:bdr w:val="none" w:color="auto" w:sz="0" w:space="0"/>
           <w:lang w:val="en-US" w:eastAsia="zh-CN" w:bidi="ar"/>
         </w:rPr>
         <w:t>的业务。</w:t>
@@ -1626,44 +1532,41 @@
           <w:kern w:val="0"/>
           <w:sz w:val="16"/>
           <w:szCs w:val="16"/>
-          <w:bdr w:val="none" w:color="auto" w:sz="0" w:space="0"/>
-          <w:lang w:val="en-US" w:eastAsia="zh-CN" w:bidi="ar"/>
-        </w:rPr>
-      </w:pPr>
-    </w:p>
-    <w:p>
-      <w:pPr>
-        <w:keepNext w:val="0"/>
-        <w:keepLines w:val="0"/>
-        <w:widowControl/>
-        <w:suppressLineNumbers w:val="0"/>
-        <w:pBdr>
-          <w:top w:val="none" w:color="auto" w:sz="0" w:space="0"/>
-          <w:left w:val="none" w:color="auto" w:sz="0" w:space="0"/>
-          <w:bottom w:val="none" w:color="auto" w:sz="0" w:space="0"/>
-          <w:right w:val="none" w:color="auto" w:sz="0" w:space="0"/>
-        </w:pBdr>
-        <w:spacing w:before="0" w:beforeAutospacing="0" w:after="0" w:afterAutospacing="0" w:line="240" w:lineRule="atLeast"/>
-        <w:ind w:left="0" w:right="0"/>
-        <w:jc w:val="left"/>
-        <w:rPr>
-          <w:rFonts w:ascii="宋体" w:hAnsi="宋体" w:eastAsia="宋体" w:cs="宋体"/>
-          <w:color w:val="000000"/>
-          <w:kern w:val="0"/>
-          <w:sz w:val="16"/>
-          <w:szCs w:val="16"/>
-          <w:bdr w:val="none" w:color="auto" w:sz="0" w:space="0"/>
-          <w:lang w:val="en-US" w:eastAsia="zh-CN" w:bidi="ar"/>
-        </w:rPr>
-      </w:pPr>
-      <w:r>
-        <w:rPr>
-          <w:rFonts w:ascii="宋体" w:hAnsi="宋体" w:eastAsia="宋体" w:cs="宋体"/>
-          <w:color w:val="000000"/>
-          <w:kern w:val="0"/>
-          <w:sz w:val="16"/>
-          <w:szCs w:val="16"/>
-          <w:bdr w:val="none" w:color="auto" w:sz="0" w:space="0"/>
+          <w:lang w:val="en-US" w:eastAsia="zh-CN" w:bidi="ar"/>
+        </w:rPr>
+      </w:pPr>
+    </w:p>
+    <w:p>
+      <w:pPr>
+        <w:keepNext w:val="0"/>
+        <w:keepLines w:val="0"/>
+        <w:widowControl/>
+        <w:suppressLineNumbers w:val="0"/>
+        <w:pBdr>
+          <w:top w:val="none" w:color="auto" w:sz="0" w:space="0"/>
+          <w:left w:val="none" w:color="auto" w:sz="0" w:space="0"/>
+          <w:bottom w:val="none" w:color="auto" w:sz="0" w:space="0"/>
+          <w:right w:val="none" w:color="auto" w:sz="0" w:space="0"/>
+        </w:pBdr>
+        <w:spacing w:before="0" w:beforeAutospacing="0" w:after="0" w:afterAutospacing="0" w:line="240" w:lineRule="atLeast"/>
+        <w:ind w:left="0" w:right="0"/>
+        <w:jc w:val="left"/>
+        <w:rPr>
+          <w:rFonts w:ascii="宋体" w:hAnsi="宋体" w:eastAsia="宋体" w:cs="宋体"/>
+          <w:color w:val="000000"/>
+          <w:kern w:val="0"/>
+          <w:sz w:val="16"/>
+          <w:szCs w:val="16"/>
+          <w:lang w:val="en-US" w:eastAsia="zh-CN" w:bidi="ar"/>
+        </w:rPr>
+      </w:pPr>
+      <w:r>
+        <w:rPr>
+          <w:rFonts w:ascii="宋体" w:hAnsi="宋体" w:eastAsia="宋体" w:cs="宋体"/>
+          <w:color w:val="000000"/>
+          <w:kern w:val="0"/>
+          <w:sz w:val="16"/>
+          <w:szCs w:val="16"/>
           <w:lang w:val="en-US" w:eastAsia="zh-CN" w:bidi="ar"/>
         </w:rPr>
         <w:t>Get back up and keep going.跌倒了就爬起来，继续前进。</w:t>
@@ -1690,30 +1593,32 @@
           <w:kern w:val="0"/>
           <w:sz w:val="16"/>
           <w:szCs w:val="16"/>
-          <w:bdr w:val="none" w:color="auto" w:sz="0" w:space="0"/>
-          <w:lang w:val="en-US" w:eastAsia="zh-CN" w:bidi="ar"/>
-        </w:rPr>
-      </w:pPr>
-    </w:p>
-    <w:p>
-      <w:pPr>
-        <w:keepNext w:val="0"/>
-        <w:keepLines w:val="0"/>
-        <w:widowControl/>
-        <w:suppressLineNumbers w:val="0"/>
-        <w:pBdr>
-          <w:top w:val="none" w:color="auto" w:sz="0" w:space="0"/>
-          <w:left w:val="none" w:color="auto" w:sz="0" w:space="0"/>
-          <w:bottom w:val="none" w:color="auto" w:sz="0" w:space="0"/>
-          <w:right w:val="none" w:color="auto" w:sz="0" w:space="0"/>
-        </w:pBdr>
-        <w:spacing w:before="0" w:beforeAutospacing="0" w:after="0" w:afterAutospacing="0" w:line="240" w:lineRule="atLeast"/>
-        <w:ind w:left="0" w:right="0"/>
-        <w:jc w:val="left"/>
-        <w:rPr>
-          <w:color w:val="000000"/>
-          <w:sz w:val="16"/>
-          <w:szCs w:val="16"/>
+          <w:lang w:val="en-US" w:eastAsia="zh-CN" w:bidi="ar"/>
+        </w:rPr>
+      </w:pPr>
+    </w:p>
+    <w:p>
+      <w:pPr>
+        <w:keepNext w:val="0"/>
+        <w:keepLines w:val="0"/>
+        <w:widowControl/>
+        <w:suppressLineNumbers w:val="0"/>
+        <w:pBdr>
+          <w:top w:val="none" w:color="auto" w:sz="0" w:space="0"/>
+          <w:left w:val="none" w:color="auto" w:sz="0" w:space="0"/>
+          <w:bottom w:val="none" w:color="auto" w:sz="0" w:space="0"/>
+          <w:right w:val="none" w:color="auto" w:sz="0" w:space="0"/>
+        </w:pBdr>
+        <w:spacing w:before="0" w:beforeAutospacing="0" w:after="0" w:afterAutospacing="0" w:line="240" w:lineRule="atLeast"/>
+        <w:ind w:left="0" w:right="0"/>
+        <w:jc w:val="left"/>
+        <w:rPr>
+          <w:rFonts w:ascii="宋体" w:hAnsi="宋体" w:eastAsia="宋体" w:cs="宋体"/>
+          <w:color w:val="000000"/>
+          <w:kern w:val="0"/>
+          <w:sz w:val="16"/>
+          <w:szCs w:val="16"/>
+          <w:lang w:val="en-US" w:eastAsia="zh-CN" w:bidi="ar"/>
         </w:rPr>
       </w:pPr>
       <w:r>
@@ -1725,7 +1630,6 @@
           <w:kern w:val="0"/>
           <w:sz w:val="16"/>
           <w:szCs w:val="16"/>
-          <w:bdr w:val="none" w:color="auto" w:sz="0" w:space="0"/>
           <w:lang w:val="en-US" w:eastAsia="zh-CN" w:bidi="ar"/>
         </w:rPr>
         <w:t>Working with great people is one of the best parts of life</w:t>
@@ -1737,15 +1641,723 @@
           <w:kern w:val="0"/>
           <w:sz w:val="16"/>
           <w:szCs w:val="16"/>
-          <w:bdr w:val="none" w:color="auto" w:sz="0" w:space="0"/>
           <w:lang w:val="en-US" w:eastAsia="zh-CN" w:bidi="ar"/>
         </w:rPr>
         <w:t>.和优秀的人共事，是人生最美好的事之一。</w:t>
       </w:r>
     </w:p>
     <w:p>
+      <w:pPr>
+        <w:keepNext w:val="0"/>
+        <w:keepLines w:val="0"/>
+        <w:widowControl/>
+        <w:suppressLineNumbers w:val="0"/>
+        <w:pBdr>
+          <w:top w:val="none" w:color="auto" w:sz="0" w:space="0"/>
+          <w:left w:val="none" w:color="auto" w:sz="0" w:space="0"/>
+          <w:bottom w:val="none" w:color="auto" w:sz="0" w:space="0"/>
+          <w:right w:val="none" w:color="auto" w:sz="0" w:space="0"/>
+        </w:pBdr>
+        <w:spacing w:before="0" w:beforeAutospacing="0" w:after="0" w:afterAutospacing="0" w:line="240" w:lineRule="atLeast"/>
+        <w:ind w:left="0" w:right="0"/>
+        <w:jc w:val="left"/>
+        <w:rPr>
+          <w:rFonts w:ascii="宋体" w:hAnsi="宋体" w:eastAsia="宋体" w:cs="宋体"/>
+          <w:color w:val="000000"/>
+          <w:kern w:val="0"/>
+          <w:sz w:val="16"/>
+          <w:szCs w:val="16"/>
+          <w:lang w:val="en-US" w:eastAsia="zh-CN" w:bidi="ar"/>
+        </w:rPr>
+      </w:pPr>
+    </w:p>
+    <w:p>
+      <w:pPr>
+        <w:keepNext w:val="0"/>
+        <w:keepLines w:val="0"/>
+        <w:widowControl/>
+        <w:suppressLineNumbers w:val="0"/>
+        <w:pBdr>
+          <w:top w:val="none" w:color="auto" w:sz="0" w:space="0"/>
+          <w:left w:val="none" w:color="auto" w:sz="0" w:space="0"/>
+          <w:bottom w:val="none" w:color="auto" w:sz="0" w:space="0"/>
+          <w:right w:val="none" w:color="auto" w:sz="0" w:space="0"/>
+        </w:pBdr>
+        <w:spacing w:before="0" w:beforeAutospacing="0" w:after="0" w:afterAutospacing="0" w:line="240" w:lineRule="atLeast"/>
+        <w:ind w:left="0" w:right="0"/>
+        <w:jc w:val="left"/>
+        <w:rPr>
+          <w:rFonts w:ascii="宋体" w:hAnsi="宋体" w:eastAsia="宋体" w:cs="宋体"/>
+          <w:color w:val="000000"/>
+          <w:kern w:val="0"/>
+          <w:sz w:val="16"/>
+          <w:szCs w:val="16"/>
+          <w:lang w:val="en-US" w:eastAsia="zh-CN" w:bidi="ar"/>
+        </w:rPr>
+      </w:pPr>
+      <w:r>
+        <w:rPr>
+          <w:rFonts w:ascii="宋体" w:hAnsi="宋体" w:eastAsia="宋体" w:cs="宋体"/>
+          <w:color w:val="000000"/>
+          <w:kern w:val="0"/>
+          <w:sz w:val="16"/>
+          <w:szCs w:val="16"/>
+          <w:lang w:val="en-US" w:eastAsia="zh-CN" w:bidi="ar"/>
+        </w:rPr>
+        <w:t xml:space="preserve">They </w:t>
+      </w:r>
+      <w:r>
+        <w:rPr>
+          <w:rFonts w:ascii="宋体" w:hAnsi="宋体" w:eastAsia="宋体" w:cs="宋体"/>
+          <w:color w:val="0000FF"/>
+          <w:kern w:val="0"/>
+          <w:sz w:val="16"/>
+          <w:szCs w:val="16"/>
+          <w:lang w:val="en-US" w:eastAsia="zh-CN" w:bidi="ar"/>
+        </w:rPr>
+        <w:t xml:space="preserve">trusted their own convictions, </w:t>
+      </w:r>
+      <w:r>
+        <w:rPr>
+          <w:rFonts w:ascii="宋体" w:hAnsi="宋体" w:eastAsia="宋体" w:cs="宋体"/>
+          <w:color w:val="000000"/>
+          <w:kern w:val="0"/>
+          <w:sz w:val="16"/>
+          <w:szCs w:val="16"/>
+          <w:lang w:val="en-US" w:eastAsia="zh-CN" w:bidi="ar"/>
+        </w:rPr>
+        <w:t xml:space="preserve">were willing to do </w:t>
+      </w:r>
+      <w:r>
+        <w:rPr>
+          <w:rFonts w:ascii="宋体" w:hAnsi="宋体" w:eastAsia="宋体" w:cs="宋体"/>
+          <w:color w:val="0000FF"/>
+          <w:kern w:val="0"/>
+          <w:sz w:val="16"/>
+          <w:szCs w:val="16"/>
+          <w:lang w:val="en-US" w:eastAsia="zh-CN" w:bidi="ar"/>
+        </w:rPr>
+        <w:t>things their way,</w:t>
+      </w:r>
+      <w:r>
+        <w:rPr>
+          <w:rFonts w:ascii="宋体" w:hAnsi="宋体" w:eastAsia="宋体" w:cs="宋体"/>
+          <w:color w:val="000000"/>
+          <w:kern w:val="0"/>
+          <w:sz w:val="16"/>
+          <w:szCs w:val="16"/>
+          <w:lang w:val="en-US" w:eastAsia="zh-CN" w:bidi="ar"/>
+        </w:rPr>
+        <w:t xml:space="preserve"> and were willing to be disliked by the existing power structures.他们相信自己的判断，坚持按自己的方式做事，也愿意承受既得利益者的反感。</w:t>
+      </w:r>
+    </w:p>
+    <w:p>
+      <w:pPr>
+        <w:keepNext w:val="0"/>
+        <w:keepLines w:val="0"/>
+        <w:widowControl/>
+        <w:suppressLineNumbers w:val="0"/>
+        <w:pBdr>
+          <w:top w:val="none" w:color="auto" w:sz="0" w:space="0"/>
+          <w:left w:val="none" w:color="auto" w:sz="0" w:space="0"/>
+          <w:bottom w:val="none" w:color="auto" w:sz="0" w:space="0"/>
+          <w:right w:val="none" w:color="auto" w:sz="0" w:space="0"/>
+        </w:pBdr>
+        <w:spacing w:before="0" w:beforeAutospacing="0" w:after="0" w:afterAutospacing="0" w:line="240" w:lineRule="atLeast"/>
+        <w:ind w:left="0" w:right="0"/>
+        <w:jc w:val="left"/>
+        <w:rPr>
+          <w:rFonts w:ascii="宋体" w:hAnsi="宋体" w:eastAsia="宋体" w:cs="宋体"/>
+          <w:color w:val="000000"/>
+          <w:kern w:val="0"/>
+          <w:sz w:val="16"/>
+          <w:szCs w:val="16"/>
+          <w:lang w:val="en-US" w:eastAsia="zh-CN" w:bidi="ar"/>
+        </w:rPr>
+      </w:pPr>
+    </w:p>
+    <w:p>
+      <w:pPr>
+        <w:keepNext w:val="0"/>
+        <w:keepLines w:val="0"/>
+        <w:widowControl/>
+        <w:suppressLineNumbers w:val="0"/>
+        <w:pBdr>
+          <w:top w:val="none" w:color="auto" w:sz="0" w:space="0"/>
+          <w:left w:val="none" w:color="auto" w:sz="0" w:space="0"/>
+          <w:bottom w:val="none" w:color="auto" w:sz="0" w:space="0"/>
+          <w:right w:val="none" w:color="auto" w:sz="0" w:space="0"/>
+        </w:pBdr>
+        <w:spacing w:before="0" w:beforeAutospacing="0" w:after="0" w:afterAutospacing="0" w:line="240" w:lineRule="atLeast"/>
+        <w:ind w:left="0" w:right="0"/>
+        <w:jc w:val="left"/>
+        <w:rPr>
+          <w:rFonts w:ascii="宋体" w:hAnsi="宋体" w:eastAsia="宋体" w:cs="宋体"/>
+          <w:color w:val="000000"/>
+          <w:kern w:val="0"/>
+          <w:sz w:val="16"/>
+          <w:szCs w:val="16"/>
+          <w:lang w:val="en-US" w:eastAsia="zh-CN" w:bidi="ar"/>
+        </w:rPr>
+      </w:pPr>
+      <w:r>
+        <w:rPr>
+          <w:rFonts w:ascii="宋体" w:hAnsi="宋体" w:eastAsia="宋体" w:cs="宋体"/>
+          <w:color w:val="000000"/>
+          <w:kern w:val="0"/>
+          <w:sz w:val="16"/>
+          <w:szCs w:val="16"/>
+          <w:lang w:val="en-US" w:eastAsia="zh-CN" w:bidi="ar"/>
+        </w:rPr>
+        <w:t xml:space="preserve">They </w:t>
+      </w:r>
+      <w:r>
+        <w:rPr>
+          <w:rFonts w:ascii="宋体" w:hAnsi="宋体" w:eastAsia="宋体" w:cs="宋体"/>
+          <w:color w:val="0000FF"/>
+          <w:kern w:val="0"/>
+          <w:sz w:val="16"/>
+          <w:szCs w:val="16"/>
+          <w:lang w:val="en-US" w:eastAsia="zh-CN" w:bidi="ar"/>
+        </w:rPr>
+        <w:t>focused on the most important things</w:t>
+      </w:r>
+      <w:r>
+        <w:rPr>
+          <w:rFonts w:ascii="宋体" w:hAnsi="宋体" w:eastAsia="宋体" w:cs="宋体"/>
+          <w:color w:val="000000"/>
+          <w:kern w:val="0"/>
+          <w:sz w:val="16"/>
+          <w:szCs w:val="16"/>
+          <w:lang w:val="en-US" w:eastAsia="zh-CN" w:bidi="ar"/>
+        </w:rPr>
+        <w:t>, they worked hard, and they spent a huge amount of time 1:1 with people.他们专注于最重要的事，极度努力，并花大量时间与人一对一沟通。</w:t>
+      </w:r>
+    </w:p>
+    <w:p>
+      <w:pPr>
+        <w:keepNext w:val="0"/>
+        <w:keepLines w:val="0"/>
+        <w:widowControl/>
+        <w:suppressLineNumbers w:val="0"/>
+        <w:pBdr>
+          <w:top w:val="none" w:color="auto" w:sz="0" w:space="0"/>
+          <w:left w:val="none" w:color="auto" w:sz="0" w:space="0"/>
+          <w:bottom w:val="none" w:color="auto" w:sz="0" w:space="0"/>
+          <w:right w:val="none" w:color="auto" w:sz="0" w:space="0"/>
+        </w:pBdr>
+        <w:spacing w:before="0" w:beforeAutospacing="0" w:after="0" w:afterAutospacing="0" w:line="240" w:lineRule="atLeast"/>
+        <w:ind w:left="0" w:right="0"/>
+        <w:jc w:val="left"/>
+        <w:rPr>
+          <w:rFonts w:ascii="宋体" w:hAnsi="宋体" w:eastAsia="宋体" w:cs="宋体"/>
+          <w:color w:val="000000"/>
+          <w:kern w:val="0"/>
+          <w:sz w:val="16"/>
+          <w:szCs w:val="16"/>
+          <w:lang w:val="en-US" w:eastAsia="zh-CN" w:bidi="ar"/>
+        </w:rPr>
+      </w:pPr>
+    </w:p>
+    <w:p>
+      <w:pPr>
+        <w:keepNext w:val="0"/>
+        <w:keepLines w:val="0"/>
+        <w:widowControl/>
+        <w:suppressLineNumbers w:val="0"/>
+        <w:pBdr>
+          <w:top w:val="none" w:color="auto" w:sz="0" w:space="0"/>
+          <w:left w:val="none" w:color="auto" w:sz="0" w:space="0"/>
+          <w:bottom w:val="none" w:color="auto" w:sz="0" w:space="0"/>
+          <w:right w:val="none" w:color="auto" w:sz="0" w:space="0"/>
+        </w:pBdr>
+        <w:spacing w:before="0" w:beforeAutospacing="0" w:after="0" w:afterAutospacing="0" w:line="240" w:lineRule="atLeast"/>
+        <w:ind w:left="0" w:right="0"/>
+        <w:jc w:val="left"/>
+        <w:rPr>
+          <w:rFonts w:ascii="宋体" w:hAnsi="宋体" w:eastAsia="宋体" w:cs="宋体"/>
+          <w:color w:val="000000"/>
+          <w:kern w:val="0"/>
+          <w:sz w:val="16"/>
+          <w:szCs w:val="16"/>
+          <w:lang w:val="en-US" w:eastAsia="zh-CN" w:bidi="ar"/>
+        </w:rPr>
+      </w:pPr>
+      <w:r>
+        <w:rPr>
+          <w:rFonts w:ascii="宋体" w:hAnsi="宋体" w:eastAsia="宋体" w:cs="宋体"/>
+          <w:color w:val="000000"/>
+          <w:kern w:val="0"/>
+          <w:sz w:val="16"/>
+          <w:szCs w:val="16"/>
+          <w:lang w:val="en-US" w:eastAsia="zh-CN" w:bidi="ar"/>
+        </w:rPr>
+        <w:t xml:space="preserve">They understood </w:t>
+      </w:r>
+      <w:r>
+        <w:rPr>
+          <w:rFonts w:ascii="宋体" w:hAnsi="宋体" w:eastAsia="宋体" w:cs="宋体"/>
+          <w:color w:val="0000FF"/>
+          <w:kern w:val="0"/>
+          <w:sz w:val="16"/>
+          <w:szCs w:val="16"/>
+          <w:lang w:val="en-US" w:eastAsia="zh-CN" w:bidi="ar"/>
+        </w:rPr>
+        <w:t>the value of community and long-term orientation</w:t>
+      </w:r>
+      <w:r>
+        <w:rPr>
+          <w:rFonts w:ascii="宋体" w:hAnsi="宋体" w:eastAsia="宋体" w:cs="宋体"/>
+          <w:color w:val="000000"/>
+          <w:kern w:val="0"/>
+          <w:sz w:val="16"/>
+          <w:szCs w:val="16"/>
+          <w:lang w:val="en-US" w:eastAsia="zh-CN" w:bidi="ar"/>
+        </w:rPr>
+        <w:t>. When YC was very small, it felt like a family.他们懂得社区与长期主义的价值。YC 很小的时候，就像一个家庭。</w:t>
+      </w:r>
+    </w:p>
+    <w:p>
+      <w:pPr>
+        <w:keepNext w:val="0"/>
+        <w:keepLines w:val="0"/>
+        <w:widowControl/>
+        <w:suppressLineNumbers w:val="0"/>
+        <w:pBdr>
+          <w:top w:val="none" w:color="auto" w:sz="0" w:space="0"/>
+          <w:left w:val="none" w:color="auto" w:sz="0" w:space="0"/>
+          <w:bottom w:val="none" w:color="auto" w:sz="0" w:space="0"/>
+          <w:right w:val="none" w:color="auto" w:sz="0" w:space="0"/>
+        </w:pBdr>
+        <w:spacing w:before="0" w:beforeAutospacing="0" w:after="0" w:afterAutospacing="0" w:line="240" w:lineRule="atLeast"/>
+        <w:ind w:left="0" w:right="0"/>
+        <w:jc w:val="left"/>
+        <w:rPr>
+          <w:rFonts w:ascii="宋体" w:hAnsi="宋体" w:eastAsia="宋体" w:cs="宋体"/>
+          <w:color w:val="000000"/>
+          <w:kern w:val="0"/>
+          <w:sz w:val="16"/>
+          <w:szCs w:val="16"/>
+          <w:lang w:val="en-US" w:eastAsia="zh-CN" w:bidi="ar"/>
+        </w:rPr>
+      </w:pPr>
+    </w:p>
+    <w:p>
+      <w:pPr>
+        <w:keepNext w:val="0"/>
+        <w:keepLines w:val="0"/>
+        <w:widowControl/>
+        <w:suppressLineNumbers w:val="0"/>
+        <w:pBdr>
+          <w:top w:val="none" w:color="auto" w:sz="0" w:space="0"/>
+          <w:left w:val="none" w:color="auto" w:sz="0" w:space="0"/>
+          <w:bottom w:val="none" w:color="auto" w:sz="0" w:space="0"/>
+          <w:right w:val="none" w:color="auto" w:sz="0" w:space="0"/>
+        </w:pBdr>
+        <w:spacing w:before="0" w:beforeAutospacing="0" w:after="0" w:afterAutospacing="0" w:line="240" w:lineRule="atLeast"/>
+        <w:ind w:left="0" w:right="0"/>
+        <w:jc w:val="left"/>
+        <w:rPr>
+          <w:rFonts w:ascii="宋体" w:hAnsi="宋体" w:eastAsia="宋体" w:cs="宋体"/>
+          <w:color w:val="000000"/>
+          <w:kern w:val="0"/>
+          <w:sz w:val="16"/>
+          <w:szCs w:val="16"/>
+          <w:lang w:val="en-US" w:eastAsia="zh-CN" w:bidi="ar"/>
+        </w:rPr>
+      </w:pPr>
+      <w:r>
+        <w:rPr>
+          <w:rFonts w:ascii="宋体" w:hAnsi="宋体" w:eastAsia="宋体" w:cs="宋体"/>
+          <w:color w:val="000000"/>
+          <w:kern w:val="0"/>
+          <w:sz w:val="16"/>
+          <w:szCs w:val="16"/>
+          <w:lang w:val="en-US" w:eastAsia="zh-CN" w:bidi="ar"/>
+        </w:rPr>
+        <w:t>Perhaps most importantly, they built an ecosystem (thanks to Joe Gebbia for pointing this out).也许最重要的是，他们</w:t>
+      </w:r>
+      <w:r>
+        <w:rPr>
+          <w:rStyle w:val="6"/>
+          <w:rFonts w:ascii="宋体" w:hAnsi="宋体" w:eastAsia="宋体" w:cs="宋体"/>
+          <w:b/>
+          <w:bCs/>
+          <w:color w:val="000000"/>
+          <w:kern w:val="0"/>
+          <w:sz w:val="16"/>
+          <w:szCs w:val="16"/>
+          <w:lang w:val="en-US" w:eastAsia="zh-CN" w:bidi="ar"/>
+        </w:rPr>
+        <w:t>构建了一整个生态系统</w:t>
+      </w:r>
+      <w:r>
+        <w:rPr>
+          <w:rFonts w:ascii="宋体" w:hAnsi="宋体" w:eastAsia="宋体" w:cs="宋体"/>
+          <w:color w:val="000000"/>
+          <w:kern w:val="0"/>
+          <w:sz w:val="16"/>
+          <w:szCs w:val="16"/>
+          <w:lang w:val="en-US" w:eastAsia="zh-CN" w:bidi="ar"/>
+        </w:rPr>
+        <w:t>（感谢 Joe Gebbia 指出这一点）。</w:t>
+      </w:r>
+    </w:p>
+    <w:p>
+      <w:pPr>
+        <w:keepNext w:val="0"/>
+        <w:keepLines w:val="0"/>
+        <w:widowControl/>
+        <w:suppressLineNumbers w:val="0"/>
+        <w:pBdr>
+          <w:top w:val="none" w:color="auto" w:sz="0" w:space="0"/>
+          <w:left w:val="none" w:color="auto" w:sz="0" w:space="0"/>
+          <w:bottom w:val="none" w:color="auto" w:sz="0" w:space="0"/>
+          <w:right w:val="none" w:color="auto" w:sz="0" w:space="0"/>
+        </w:pBdr>
+        <w:spacing w:before="0" w:beforeAutospacing="0" w:after="0" w:afterAutospacing="0" w:line="240" w:lineRule="atLeast"/>
+        <w:ind w:left="0" w:right="0"/>
+        <w:jc w:val="left"/>
+        <w:rPr>
+          <w:rFonts w:ascii="宋体" w:hAnsi="宋体" w:eastAsia="宋体" w:cs="宋体"/>
+          <w:color w:val="000000"/>
+          <w:kern w:val="0"/>
+          <w:sz w:val="16"/>
+          <w:szCs w:val="16"/>
+          <w:lang w:val="en-US" w:eastAsia="zh-CN" w:bidi="ar"/>
+        </w:rPr>
+      </w:pPr>
+    </w:p>
+    <w:p>
+      <w:pPr>
+        <w:keepNext w:val="0"/>
+        <w:keepLines w:val="0"/>
+        <w:widowControl/>
+        <w:suppressLineNumbers w:val="0"/>
+        <w:pBdr>
+          <w:top w:val="none" w:color="auto" w:sz="0" w:space="0"/>
+          <w:left w:val="none" w:color="auto" w:sz="0" w:space="0"/>
+          <w:bottom w:val="none" w:color="auto" w:sz="0" w:space="0"/>
+          <w:right w:val="none" w:color="auto" w:sz="0" w:space="0"/>
+        </w:pBdr>
+        <w:spacing w:before="0" w:beforeAutospacing="0" w:after="0" w:afterAutospacing="0" w:line="240" w:lineRule="atLeast"/>
+        <w:ind w:left="0" w:right="0"/>
+        <w:jc w:val="left"/>
+        <w:rPr>
+          <w:rFonts w:ascii="宋体" w:hAnsi="宋体" w:eastAsia="宋体" w:cs="宋体"/>
+          <w:color w:val="000000"/>
+          <w:kern w:val="0"/>
+          <w:sz w:val="16"/>
+          <w:szCs w:val="16"/>
+          <w:lang w:val="en-US" w:eastAsia="zh-CN" w:bidi="ar"/>
+        </w:rPr>
+      </w:pPr>
+      <w:r>
+        <w:rPr>
+          <w:rFonts w:ascii="宋体" w:hAnsi="宋体" w:eastAsia="宋体" w:cs="宋体"/>
+          <w:color w:val="000000"/>
+          <w:kern w:val="0"/>
+          <w:sz w:val="16"/>
+          <w:szCs w:val="16"/>
+          <w:lang w:val="en-US" w:eastAsia="zh-CN" w:bidi="ar"/>
+        </w:rPr>
+        <w:t>学会</w:t>
+      </w:r>
+      <w:r>
+        <w:rPr>
+          <w:rFonts w:ascii="宋体" w:hAnsi="宋体" w:eastAsia="宋体" w:cs="宋体"/>
+          <w:color w:val="1D41D5"/>
+          <w:kern w:val="0"/>
+          <w:sz w:val="16"/>
+          <w:szCs w:val="16"/>
+          <w:lang w:val="en-US" w:eastAsia="zh-CN" w:bidi="ar"/>
+        </w:rPr>
+        <w:t>区分真趋势和假趋势</w:t>
+      </w:r>
+      <w:r>
+        <w:rPr>
+          <w:rFonts w:ascii="宋体" w:hAnsi="宋体" w:eastAsia="宋体" w:cs="宋体"/>
+          <w:color w:val="000000"/>
+          <w:kern w:val="0"/>
+          <w:sz w:val="16"/>
+          <w:szCs w:val="16"/>
+          <w:lang w:val="en-US" w:eastAsia="zh-CN" w:bidi="ar"/>
+        </w:rPr>
+        <w:t>很有用。一个关键判断标准是：</w:t>
+      </w:r>
+      <w:r>
+        <w:rPr>
+          <w:rFonts w:ascii="宋体" w:hAnsi="宋体" w:eastAsia="宋体" w:cs="宋体"/>
+          <w:color w:val="1D41D5"/>
+          <w:kern w:val="0"/>
+          <w:sz w:val="16"/>
+          <w:szCs w:val="16"/>
+          <w:lang w:val="en-US" w:eastAsia="zh-CN" w:bidi="ar"/>
+        </w:rPr>
+        <w:t>新平台是被少数人高频使用，还是多数人偶尔使用</w:t>
+      </w:r>
+      <w:r>
+        <w:rPr>
+          <w:rFonts w:ascii="宋体" w:hAnsi="宋体" w:eastAsia="宋体" w:cs="宋体"/>
+          <w:color w:val="000000"/>
+          <w:kern w:val="0"/>
+          <w:sz w:val="16"/>
+          <w:szCs w:val="16"/>
+          <w:lang w:val="en-US" w:eastAsia="zh-CN" w:bidi="ar"/>
+        </w:rPr>
+        <w:t>。）</w:t>
+      </w:r>
+    </w:p>
+    <w:p>
+      <w:pPr>
+        <w:keepNext w:val="0"/>
+        <w:keepLines w:val="0"/>
+        <w:widowControl/>
+        <w:suppressLineNumbers w:val="0"/>
+        <w:pBdr>
+          <w:top w:val="none" w:color="auto" w:sz="0" w:space="0"/>
+          <w:left w:val="none" w:color="auto" w:sz="0" w:space="0"/>
+          <w:bottom w:val="none" w:color="auto" w:sz="0" w:space="0"/>
+          <w:right w:val="none" w:color="auto" w:sz="0" w:space="0"/>
+        </w:pBdr>
+        <w:spacing w:before="0" w:beforeAutospacing="0" w:after="0" w:afterAutospacing="0" w:line="240" w:lineRule="atLeast"/>
+        <w:ind w:left="0" w:right="0"/>
+        <w:jc w:val="left"/>
+        <w:rPr>
+          <w:rFonts w:ascii="宋体" w:hAnsi="宋体" w:eastAsia="宋体" w:cs="宋体"/>
+          <w:color w:val="000000"/>
+          <w:kern w:val="0"/>
+          <w:sz w:val="16"/>
+          <w:szCs w:val="16"/>
+          <w:lang w:val="en-US" w:eastAsia="zh-CN" w:bidi="ar"/>
+        </w:rPr>
+      </w:pPr>
+    </w:p>
+    <w:p>
+      <w:pPr>
+        <w:keepNext w:val="0"/>
+        <w:keepLines w:val="0"/>
+        <w:widowControl/>
+        <w:suppressLineNumbers w:val="0"/>
+        <w:pBdr>
+          <w:top w:val="none" w:color="auto" w:sz="0" w:space="0"/>
+          <w:left w:val="none" w:color="auto" w:sz="0" w:space="0"/>
+          <w:bottom w:val="none" w:color="auto" w:sz="0" w:space="0"/>
+          <w:right w:val="none" w:color="auto" w:sz="0" w:space="0"/>
+        </w:pBdr>
+        <w:spacing w:before="0" w:beforeAutospacing="0" w:after="0" w:afterAutospacing="0" w:line="240" w:lineRule="atLeast"/>
+        <w:ind w:left="0" w:right="0"/>
+        <w:jc w:val="left"/>
+        <w:rPr>
+          <w:rFonts w:ascii="宋体" w:hAnsi="宋体" w:eastAsia="宋体" w:cs="宋体"/>
+          <w:color w:val="000000"/>
+          <w:kern w:val="0"/>
+          <w:sz w:val="16"/>
+          <w:szCs w:val="16"/>
+          <w:lang w:val="en-US" w:eastAsia="zh-CN" w:bidi="ar"/>
+        </w:rPr>
+      </w:pPr>
+      <w:r>
+        <w:rPr>
+          <w:rFonts w:ascii="宋体" w:hAnsi="宋体" w:eastAsia="宋体" w:cs="宋体"/>
+          <w:color w:val="000000"/>
+          <w:kern w:val="0"/>
+          <w:sz w:val="16"/>
+          <w:szCs w:val="16"/>
+          <w:lang w:val="en-US" w:eastAsia="zh-CN" w:bidi="ar"/>
+        </w:rPr>
+        <w:t>任何时候，只要你</w:t>
+      </w:r>
+      <w:r>
+        <w:rPr>
+          <w:rFonts w:ascii="宋体" w:hAnsi="宋体" w:eastAsia="宋体" w:cs="宋体"/>
+          <w:color w:val="1D41D5"/>
+          <w:kern w:val="0"/>
+          <w:sz w:val="16"/>
+          <w:szCs w:val="16"/>
+          <w:lang w:val="en-US" w:eastAsia="zh-CN" w:bidi="ar"/>
+        </w:rPr>
+        <w:t>想到一件今年能做到、但去年做不到的事</w:t>
+      </w:r>
+      <w:r>
+        <w:rPr>
+          <w:rFonts w:ascii="宋体" w:hAnsi="宋体" w:eastAsia="宋体" w:cs="宋体"/>
+          <w:color w:val="000000"/>
+          <w:kern w:val="0"/>
+          <w:sz w:val="16"/>
+          <w:szCs w:val="16"/>
+          <w:lang w:val="en-US" w:eastAsia="zh-CN" w:bidi="ar"/>
+        </w:rPr>
+        <w:t>，都要格外留意。你可能已经抓住了一个伟大创业点子的种子。如果等到明年就太晚了，那就更是如此。</w:t>
+      </w:r>
+    </w:p>
+    <w:p>
+      <w:pPr>
+        <w:keepNext w:val="0"/>
+        <w:keepLines w:val="0"/>
+        <w:widowControl/>
+        <w:suppressLineNumbers w:val="0"/>
+        <w:pBdr>
+          <w:top w:val="none" w:color="auto" w:sz="0" w:space="0"/>
+          <w:left w:val="none" w:color="auto" w:sz="0" w:space="0"/>
+          <w:bottom w:val="none" w:color="auto" w:sz="0" w:space="0"/>
+          <w:right w:val="none" w:color="auto" w:sz="0" w:space="0"/>
+        </w:pBdr>
+        <w:spacing w:before="0" w:beforeAutospacing="0" w:after="0" w:afterAutospacing="0" w:line="240" w:lineRule="atLeast"/>
+        <w:ind w:left="0" w:right="0"/>
+        <w:jc w:val="left"/>
+        <w:rPr>
+          <w:rFonts w:ascii="宋体" w:hAnsi="宋体" w:eastAsia="宋体" w:cs="宋体"/>
+          <w:color w:val="000000"/>
+          <w:kern w:val="0"/>
+          <w:sz w:val="16"/>
+          <w:szCs w:val="16"/>
+          <w:lang w:val="en-US" w:eastAsia="zh-CN" w:bidi="ar"/>
+        </w:rPr>
+      </w:pPr>
+      <w:r>
+        <w:rPr>
+          <w:rFonts w:ascii="宋体" w:hAnsi="宋体" w:eastAsia="宋体" w:cs="宋体"/>
+          <w:color w:val="000000"/>
+          <w:kern w:val="0"/>
+          <w:sz w:val="16"/>
+          <w:szCs w:val="16"/>
+          <w:lang w:val="en-US" w:eastAsia="zh-CN" w:bidi="ar"/>
+        </w:rPr>
+        <w:t>Any time you can think of something that is possible this year and wasn’t possible last year, you should pay attention. You may have the seed of a great startup idea. This is especially true if next year will be too late.</w:t>
+      </w:r>
+    </w:p>
+    <w:p>
+      <w:pPr>
+        <w:keepNext w:val="0"/>
+        <w:keepLines w:val="0"/>
+        <w:widowControl/>
+        <w:suppressLineNumbers w:val="0"/>
+        <w:pBdr>
+          <w:top w:val="none" w:color="auto" w:sz="0" w:space="0"/>
+          <w:left w:val="none" w:color="auto" w:sz="0" w:space="0"/>
+          <w:bottom w:val="none" w:color="auto" w:sz="0" w:space="0"/>
+          <w:right w:val="none" w:color="auto" w:sz="0" w:space="0"/>
+        </w:pBdr>
+        <w:spacing w:before="0" w:beforeAutospacing="0" w:after="0" w:afterAutospacing="0" w:line="240" w:lineRule="atLeast"/>
+        <w:ind w:left="0" w:right="0"/>
+        <w:jc w:val="left"/>
+        <w:rPr>
+          <w:rFonts w:ascii="宋体" w:hAnsi="宋体" w:eastAsia="宋体" w:cs="宋体"/>
+          <w:color w:val="000000"/>
+          <w:kern w:val="0"/>
+          <w:sz w:val="16"/>
+          <w:szCs w:val="16"/>
+          <w:lang w:val="en-US" w:eastAsia="zh-CN" w:bidi="ar"/>
+        </w:rPr>
+      </w:pPr>
+    </w:p>
+    <w:p>
+      <w:pPr>
+        <w:keepNext w:val="0"/>
+        <w:keepLines w:val="0"/>
+        <w:widowControl/>
+        <w:suppressLineNumbers w:val="0"/>
+        <w:pBdr>
+          <w:top w:val="none" w:color="auto" w:sz="0" w:space="0"/>
+          <w:left w:val="none" w:color="auto" w:sz="0" w:space="0"/>
+          <w:bottom w:val="none" w:color="auto" w:sz="0" w:space="0"/>
+          <w:right w:val="none" w:color="auto" w:sz="0" w:space="0"/>
+        </w:pBdr>
+        <w:spacing w:before="0" w:beforeAutospacing="0" w:after="0" w:afterAutospacing="0" w:line="240" w:lineRule="atLeast"/>
+        <w:ind w:left="0" w:right="0"/>
+        <w:jc w:val="left"/>
+        <w:rPr>
+          <w:rFonts w:ascii="宋体" w:hAnsi="宋体" w:eastAsia="宋体" w:cs="宋体"/>
+          <w:color w:val="000000"/>
+          <w:kern w:val="0"/>
+          <w:sz w:val="16"/>
+          <w:szCs w:val="16"/>
+          <w:lang w:val="en-US" w:eastAsia="zh-CN" w:bidi="ar"/>
+        </w:rPr>
+      </w:pPr>
+      <w:r>
+        <w:rPr>
+          <w:rFonts w:ascii="宋体" w:hAnsi="宋体" w:eastAsia="宋体" w:cs="宋体"/>
+          <w:color w:val="000000"/>
+          <w:kern w:val="0"/>
+          <w:sz w:val="16"/>
+          <w:szCs w:val="16"/>
+          <w:lang w:val="en-US" w:eastAsia="zh-CN" w:bidi="ar"/>
+        </w:rPr>
+        <w:t>检验一个点子好不好的方法：</w:t>
+      </w:r>
+      <w:r>
+        <w:rPr>
+          <w:rFonts w:ascii="宋体" w:hAnsi="宋体" w:eastAsia="宋体" w:cs="宋体"/>
+          <w:color w:val="1D41D5"/>
+          <w:kern w:val="0"/>
+          <w:sz w:val="16"/>
+          <w:szCs w:val="16"/>
+          <w:lang w:val="en-US" w:eastAsia="zh-CN" w:bidi="ar"/>
+        </w:rPr>
+        <w:t>你能否清晰说出为什么大多数人觉得它不行，但你却明白它好在哪里</w:t>
+      </w:r>
+      <w:r>
+        <w:rPr>
+          <w:rFonts w:ascii="宋体" w:hAnsi="宋体" w:eastAsia="宋体" w:cs="宋体"/>
+          <w:color w:val="000000"/>
+          <w:kern w:val="0"/>
+          <w:sz w:val="16"/>
+          <w:szCs w:val="16"/>
+          <w:lang w:val="en-US" w:eastAsia="zh-CN" w:bidi="ar"/>
+        </w:rPr>
+        <w:t>。</w:t>
+      </w:r>
+    </w:p>
+    <w:p>
+      <w:pPr>
+        <w:keepNext w:val="0"/>
+        <w:keepLines w:val="0"/>
+        <w:widowControl/>
+        <w:suppressLineNumbers w:val="0"/>
+        <w:pBdr>
+          <w:top w:val="none" w:color="auto" w:sz="0" w:space="0"/>
+          <w:left w:val="none" w:color="auto" w:sz="0" w:space="0"/>
+          <w:bottom w:val="none" w:color="auto" w:sz="0" w:space="0"/>
+          <w:right w:val="none" w:color="auto" w:sz="0" w:space="0"/>
+        </w:pBdr>
+        <w:spacing w:before="0" w:beforeAutospacing="0" w:after="0" w:afterAutospacing="0" w:line="240" w:lineRule="atLeast"/>
+        <w:ind w:left="0" w:right="0"/>
+        <w:jc w:val="left"/>
+        <w:rPr>
+          <w:rFonts w:ascii="宋体" w:hAnsi="宋体" w:eastAsia="宋体" w:cs="宋体"/>
+          <w:color w:val="000000"/>
+          <w:kern w:val="0"/>
+          <w:sz w:val="16"/>
+          <w:szCs w:val="16"/>
+          <w:lang w:val="en-US" w:eastAsia="zh-CN" w:bidi="ar"/>
+        </w:rPr>
+      </w:pPr>
+      <w:r>
+        <w:rPr>
+          <w:rFonts w:ascii="宋体" w:hAnsi="宋体" w:eastAsia="宋体" w:cs="宋体"/>
+          <w:color w:val="000000"/>
+          <w:kern w:val="0"/>
+          <w:sz w:val="16"/>
+          <w:szCs w:val="16"/>
+          <w:lang w:val="en-US" w:eastAsia="zh-CN" w:bidi="ar"/>
+        </w:rPr>
+        <w:t>英文：Finally, a good test for an idea is if you can articulate why most people think it’s a bad idea, but you understand what makes</w:t>
+      </w:r>
       <w:bookmarkStart w:id="0" w:name="_GoBack"/>
       <w:bookmarkEnd w:id="0"/>
+      <w:r>
+        <w:rPr>
+          <w:rFonts w:ascii="宋体" w:hAnsi="宋体" w:eastAsia="宋体" w:cs="宋体"/>
+          <w:color w:val="000000"/>
+          <w:kern w:val="0"/>
+          <w:sz w:val="16"/>
+          <w:szCs w:val="16"/>
+          <w:lang w:val="en-US" w:eastAsia="zh-CN" w:bidi="ar"/>
+        </w:rPr>
+        <w:t xml:space="preserve"> it good.</w:t>
+      </w:r>
     </w:p>
     <w:sectPr>
       <w:pgSz w:w="11906" w:h="16838"/>
@@ -1853,7 +2465,7 @@
     <w:lsdException w:unhideWhenUsed="0" w:uiPriority="0" w:semiHidden="0" w:name="Body Text Indent 2"/>
     <w:lsdException w:unhideWhenUsed="0" w:uiPriority="0" w:semiHidden="0" w:name="Body Text Indent 3"/>
     <w:lsdException w:unhideWhenUsed="0" w:uiPriority="0" w:semiHidden="0" w:name="Block Text"/>
-    <w:lsdException w:unhideWhenUsed="0" w:uiPriority="0" w:semiHidden="0" w:name="Hyperlink"/>
+    <w:lsdException w:qFormat="1" w:unhideWhenUsed="0" w:uiPriority="0" w:semiHidden="0" w:name="Hyperlink"/>
     <w:lsdException w:unhideWhenUsed="0" w:uiPriority="0" w:semiHidden="0" w:name="FollowedHyperlink"/>
     <w:lsdException w:qFormat="1" w:unhideWhenUsed="0" w:uiPriority="0" w:semiHidden="0" w:name="Strong"/>
     <w:lsdException w:qFormat="1" w:unhideWhenUsed="0" w:uiPriority="0" w:semiHidden="0" w:name="Emphasis"/>
@@ -2107,6 +2719,7 @@
   <w:style w:type="character" w:styleId="7">
     <w:name w:val="Hyperlink"/>
     <w:basedOn w:val="5"/>
+    <w:qFormat/>
     <w:uiPriority w:val="0"/>
     <w:rPr>
       <w:color w:val="0000FF"/>
